--- a/u_sharp/8 Трехмерная графика.docx
+++ b/u_sharp/8 Трехмерная графика.docx
@@ -1,6 +1,6 @@
 
 <file path=word/document.xml><?xml version="1.0" encoding="utf-8"?>
-<w:document xmlns:wpc="http://schemas.microsoft.com/office/word/2010/wordprocessingCanvas" xmlns:mc="http://schemas.openxmlformats.org/markup-compatibility/2006" xmlns:o="urn:schemas-microsoft-com:office:office" xmlns:r="http://schemas.openxmlformats.org/officeDocument/2006/relationships" xmlns:m="http://schemas.openxmlformats.org/officeDocument/2006/math" xmlns:v="urn:schemas-microsoft-com:vml" xmlns:wp14="http://schemas.microsoft.com/office/word/2010/wordprocessingDrawing" xmlns:wp="http://schemas.openxmlformats.org/drawingml/2006/wordprocessingDrawing" xmlns:w10="urn:schemas-microsoft-com:office:word" xmlns:w="http://schemas.openxmlformats.org/wordprocessingml/2006/main" xmlns:w14="http://schemas.microsoft.com/office/word/2010/wordml" xmlns:w15="http://schemas.microsoft.com/office/word/2012/wordml" xmlns:wpg="http://schemas.microsoft.com/office/word/2010/wordprocessingGroup" xmlns:wpi="http://schemas.microsoft.com/office/word/2010/wordprocessingInk" xmlns:wne="http://schemas.microsoft.com/office/word/2006/wordml" xmlns:wps="http://schemas.microsoft.com/office/word/2010/wordprocessingShape" mc:Ignorable="w14 w15 wp14">
+<w:document xmlns:ve="http://schemas.openxmlformats.org/markup-compatibility/2006" xmlns:o="urn:schemas-microsoft-com:office:office" xmlns:r="http://schemas.openxmlformats.org/officeDocument/2006/relationships" xmlns:m="http://schemas.openxmlformats.org/officeDocument/2006/math" xmlns:v="urn:schemas-microsoft-com:vml" xmlns:wp="http://schemas.openxmlformats.org/drawingml/2006/wordprocessingDrawing" xmlns:w10="urn:schemas-microsoft-com:office:word" xmlns:w="http://schemas.openxmlformats.org/wordprocessingml/2006/main" xmlns:wne="http://schemas.microsoft.com/office/word/2006/wordml">
   <w:body>
     <w:p>
       <w:pPr>
@@ -193,62 +193,123 @@
           <w:sz w:val="28"/>
           <w:szCs w:val="28"/>
         </w:rPr>
+        <w:t>UnityTechnologies</w:t>
+      </w:r>
+      <w:proofErr w:type="spellEnd"/>
+      <w:r>
+        <w:rPr>
+          <w:rFonts w:ascii="Times New Roman" w:hAnsi="Times New Roman"/>
+          <w:sz w:val="28"/>
+          <w:szCs w:val="28"/>
+        </w:rPr>
+        <w:t>. Она позволяет создавать игры для различных платформ, включая ПК, консоли, мобильные устройства.</w:t>
+      </w:r>
+    </w:p>
+    <w:p>
+      <w:pPr>
+        <w:spacing w:after="0" w:line="240" w:lineRule="auto"/>
+        <w:ind w:firstLine="709"/>
+        <w:jc w:val="center"/>
+        <w:rPr>
+          <w:rFonts w:ascii="Times New Roman" w:hAnsi="Times New Roman"/>
+          <w:i/>
+          <w:sz w:val="28"/>
+          <w:szCs w:val="28"/>
+        </w:rPr>
+      </w:pPr>
+      <w:r>
+        <w:rPr>
+          <w:rFonts w:ascii="Times New Roman" w:hAnsi="Times New Roman"/>
+          <w:i/>
+          <w:sz w:val="28"/>
+          <w:szCs w:val="28"/>
+        </w:rPr>
+        <w:t xml:space="preserve">Основные компоненты </w:t>
+      </w:r>
+      <w:proofErr w:type="spellStart"/>
+      <w:r>
+        <w:rPr>
+          <w:rFonts w:ascii="Times New Roman" w:hAnsi="Times New Roman"/>
+          <w:i/>
+          <w:sz w:val="28"/>
+          <w:szCs w:val="28"/>
+        </w:rPr>
         <w:t>Unity</w:t>
       </w:r>
       <w:proofErr w:type="spellEnd"/>
       <w:r>
         <w:rPr>
           <w:rFonts w:ascii="Times New Roman" w:hAnsi="Times New Roman"/>
-          <w:sz w:val="28"/>
-          <w:szCs w:val="28"/>
-        </w:rPr>
-        <w:t xml:space="preserve"> </w:t>
-      </w:r>
-      <w:proofErr w:type="spellStart"/>
-      <w:r>
-        <w:rPr>
-          <w:rFonts w:ascii="Times New Roman" w:hAnsi="Times New Roman"/>
-          <w:sz w:val="28"/>
-          <w:szCs w:val="28"/>
-        </w:rPr>
-        <w:t>Technologies</w:t>
-      </w:r>
-      <w:proofErr w:type="spellEnd"/>
-      <w:r>
-        <w:rPr>
-          <w:rFonts w:ascii="Times New Roman" w:hAnsi="Times New Roman"/>
-          <w:sz w:val="28"/>
-          <w:szCs w:val="28"/>
-        </w:rPr>
-        <w:t>. Она позволяет создавать игры для различных платформ, включая ПК, консоли, мобильные устройства.</w:t>
-      </w:r>
-    </w:p>
-    <w:p>
-      <w:pPr>
-        <w:spacing w:after="0" w:line="240" w:lineRule="auto"/>
-        <w:ind w:firstLine="709"/>
-        <w:jc w:val="center"/>
-        <w:rPr>
-          <w:rFonts w:ascii="Times New Roman" w:hAnsi="Times New Roman"/>
           <w:i/>
           <w:sz w:val="28"/>
           <w:szCs w:val="28"/>
         </w:rPr>
-      </w:pPr>
-      <w:r>
-        <w:rPr>
-          <w:rFonts w:ascii="Times New Roman" w:hAnsi="Times New Roman"/>
-          <w:i/>
-          <w:sz w:val="28"/>
-          <w:szCs w:val="28"/>
-        </w:rPr>
-        <w:t xml:space="preserve">Основные компоненты </w:t>
-      </w:r>
-      <w:proofErr w:type="spellStart"/>
-      <w:r>
-        <w:rPr>
-          <w:rFonts w:ascii="Times New Roman" w:hAnsi="Times New Roman"/>
-          <w:i/>
+        <w:t>:</w:t>
+      </w:r>
+    </w:p>
+    <w:p>
+      <w:pPr>
+        <w:spacing w:after="0" w:line="240" w:lineRule="auto"/>
+        <w:ind w:firstLine="709"/>
+        <w:jc w:val="both"/>
+        <w:rPr>
+          <w:rFonts w:ascii="Times New Roman" w:hAnsi="Times New Roman"/>
+          <w:sz w:val="28"/>
+          <w:szCs w:val="28"/>
+        </w:rPr>
+      </w:pPr>
+      <w:proofErr w:type="spellStart"/>
+      <w:r>
+        <w:rPr>
+          <w:rFonts w:ascii="Times New Roman" w:hAnsi="Times New Roman"/>
+          <w:sz w:val="28"/>
+          <w:szCs w:val="28"/>
+        </w:rPr>
+        <w:t>Scene</w:t>
+      </w:r>
+      <w:proofErr w:type="spellEnd"/>
+      <w:r>
+        <w:rPr>
+          <w:rFonts w:ascii="Times New Roman" w:hAnsi="Times New Roman"/>
+          <w:sz w:val="28"/>
+          <w:szCs w:val="28"/>
+        </w:rPr>
+        <w:t xml:space="preserve"> – сцена, в которой происходит игра. Она представляет собой окно просмотра, в котором отображаются игровые объекты и их компоненты.</w:t>
+      </w:r>
+    </w:p>
+    <w:p>
+      <w:pPr>
+        <w:spacing w:after="0" w:line="240" w:lineRule="auto"/>
+        <w:ind w:firstLine="709"/>
+        <w:jc w:val="both"/>
+        <w:rPr>
+          <w:rFonts w:ascii="Times New Roman" w:hAnsi="Times New Roman"/>
+          <w:sz w:val="28"/>
+          <w:szCs w:val="28"/>
+        </w:rPr>
+      </w:pPr>
+      <w:proofErr w:type="spellStart"/>
+      <w:r>
+        <w:rPr>
+          <w:rFonts w:ascii="Times New Roman" w:hAnsi="Times New Roman"/>
+          <w:sz w:val="28"/>
+          <w:szCs w:val="28"/>
+        </w:rPr>
+        <w:t>GameObjects</w:t>
+      </w:r>
+      <w:proofErr w:type="spellEnd"/>
+      <w:r>
+        <w:rPr>
+          <w:rFonts w:ascii="Times New Roman" w:hAnsi="Times New Roman"/>
+          <w:sz w:val="28"/>
+          <w:szCs w:val="28"/>
+        </w:rPr>
+        <w:t xml:space="preserve"> – игровые объекты, которые представляют собой основные единицы в </w:t>
+      </w:r>
+      <w:proofErr w:type="spellStart"/>
+      <w:r>
+        <w:rPr>
+          <w:rFonts w:ascii="Times New Roman" w:hAnsi="Times New Roman"/>
           <w:sz w:val="28"/>
           <w:szCs w:val="28"/>
         </w:rPr>
@@ -258,11 +319,28 @@
       <w:r>
         <w:rPr>
           <w:rFonts w:ascii="Times New Roman" w:hAnsi="Times New Roman"/>
-          <w:i/>
-          <w:sz w:val="28"/>
-          <w:szCs w:val="28"/>
-        </w:rPr>
-        <w:t>:</w:t>
+          <w:sz w:val="28"/>
+          <w:szCs w:val="28"/>
+        </w:rPr>
+        <w:t xml:space="preserve"> (персонаж, объект и пр.). Игровой объект содержит компоненты, определяющие его поведение и свойства, такие как движение, </w:t>
+      </w:r>
+      <w:proofErr w:type="spellStart"/>
+      <w:r>
+        <w:rPr>
+          <w:rFonts w:ascii="Times New Roman" w:hAnsi="Times New Roman"/>
+          <w:sz w:val="28"/>
+          <w:szCs w:val="28"/>
+        </w:rPr>
+        <w:t>коллайдеры</w:t>
+      </w:r>
+      <w:proofErr w:type="spellEnd"/>
+      <w:r>
+        <w:rPr>
+          <w:rFonts w:ascii="Times New Roman" w:hAnsi="Times New Roman"/>
+          <w:sz w:val="28"/>
+          <w:szCs w:val="28"/>
+        </w:rPr>
+        <w:t>, текстуры и анимацию.</w:t>
       </w:r>
     </w:p>
     <w:p>
@@ -276,31 +354,23 @@
           <w:szCs w:val="28"/>
         </w:rPr>
       </w:pPr>
-      <w:r>
-        <w:rPr>
-          <w:rFonts w:ascii="Times New Roman" w:hAnsi="Times New Roman"/>
-          <w:sz w:val="28"/>
-          <w:szCs w:val="28"/>
-        </w:rPr>
-        <w:t xml:space="preserve">    </w:t>
-      </w:r>
-      <w:proofErr w:type="spellStart"/>
-      <w:r>
-        <w:rPr>
-          <w:rFonts w:ascii="Times New Roman" w:hAnsi="Times New Roman"/>
-          <w:sz w:val="28"/>
-          <w:szCs w:val="28"/>
-        </w:rPr>
-        <w:t>Scene</w:t>
-      </w:r>
-      <w:proofErr w:type="spellEnd"/>
-      <w:r>
-        <w:rPr>
-          <w:rFonts w:ascii="Times New Roman" w:hAnsi="Times New Roman"/>
-          <w:sz w:val="28"/>
-          <w:szCs w:val="28"/>
-        </w:rPr>
-        <w:t xml:space="preserve"> – сцена, в которой происходит игра. Она представляет собой окно просмотра, в котором отображаются игровые объекты и их компоненты.</w:t>
+      <w:proofErr w:type="spellStart"/>
+      <w:r>
+        <w:rPr>
+          <w:rFonts w:ascii="Times New Roman" w:hAnsi="Times New Roman"/>
+          <w:sz w:val="28"/>
+          <w:szCs w:val="28"/>
+        </w:rPr>
+        <w:t>Components</w:t>
+      </w:r>
+      <w:proofErr w:type="spellEnd"/>
+      <w:r>
+        <w:rPr>
+          <w:rFonts w:ascii="Times New Roman" w:hAnsi="Times New Roman"/>
+          <w:sz w:val="28"/>
+          <w:szCs w:val="28"/>
+        </w:rPr>
+        <w:t xml:space="preserve"> – компоненты, добавляемые к игровым объектам для определения их поведения и свойств.</w:t>
       </w:r>
     </w:p>
     <w:p>
@@ -314,13 +384,53 @@
           <w:szCs w:val="28"/>
         </w:rPr>
       </w:pPr>
-      <w:r>
-        <w:rPr>
-          <w:rFonts w:ascii="Times New Roman" w:hAnsi="Times New Roman"/>
-          <w:sz w:val="28"/>
-          <w:szCs w:val="28"/>
-        </w:rPr>
-        <w:t xml:space="preserve">    </w:t>
+      <w:proofErr w:type="spellStart"/>
+      <w:r>
+        <w:rPr>
+          <w:rFonts w:ascii="Times New Roman" w:hAnsi="Times New Roman"/>
+          <w:sz w:val="28"/>
+          <w:szCs w:val="28"/>
+        </w:rPr>
+        <w:t>Inspector</w:t>
+      </w:r>
+      <w:proofErr w:type="spellEnd"/>
+      <w:r>
+        <w:rPr>
+          <w:rFonts w:ascii="Times New Roman" w:hAnsi="Times New Roman"/>
+          <w:sz w:val="28"/>
+          <w:szCs w:val="28"/>
+        </w:rPr>
+        <w:t xml:space="preserve"> – инспектор, где можно настраивать компоненты объектов.</w:t>
+      </w:r>
+    </w:p>
+    <w:p>
+      <w:pPr>
+        <w:spacing w:after="0" w:line="240" w:lineRule="auto"/>
+        <w:ind w:firstLine="709"/>
+        <w:jc w:val="both"/>
+        <w:rPr>
+          <w:rFonts w:ascii="Times New Roman" w:hAnsi="Times New Roman"/>
+          <w:sz w:val="28"/>
+          <w:szCs w:val="28"/>
+        </w:rPr>
+      </w:pPr>
+      <w:proofErr w:type="spellStart"/>
+      <w:r>
+        <w:rPr>
+          <w:rFonts w:ascii="Times New Roman" w:hAnsi="Times New Roman"/>
+          <w:sz w:val="28"/>
+          <w:szCs w:val="28"/>
+        </w:rPr>
+        <w:t>Hierarchy</w:t>
+      </w:r>
+      <w:proofErr w:type="spellEnd"/>
+      <w:r>
+        <w:rPr>
+          <w:rFonts w:ascii="Times New Roman" w:hAnsi="Times New Roman"/>
+          <w:sz w:val="28"/>
+          <w:szCs w:val="28"/>
+        </w:rPr>
+        <w:t xml:space="preserve"> нужна для управления персонажами </w:t>
       </w:r>
       <w:proofErr w:type="spellStart"/>
       <w:r>
@@ -338,43 +448,25 @@
           <w:sz w:val="28"/>
           <w:szCs w:val="28"/>
         </w:rPr>
-        <w:t xml:space="preserve"> – игровые объекты, которые представляют собой основные единицы в </w:t>
-      </w:r>
-      <w:proofErr w:type="spellStart"/>
-      <w:r>
-        <w:rPr>
-          <w:rFonts w:ascii="Times New Roman" w:hAnsi="Times New Roman"/>
-          <w:sz w:val="28"/>
-          <w:szCs w:val="28"/>
-        </w:rPr>
-        <w:t>Unity</w:t>
-      </w:r>
-      <w:proofErr w:type="spellEnd"/>
-      <w:r>
-        <w:rPr>
-          <w:rFonts w:ascii="Times New Roman" w:hAnsi="Times New Roman"/>
-          <w:sz w:val="28"/>
-          <w:szCs w:val="28"/>
-        </w:rPr>
-        <w:t xml:space="preserve"> (персонаж, объект и пр.). Игровой объект содержит компоненты, определяющие его поведение и свойства, такие как движение, </w:t>
-      </w:r>
-      <w:proofErr w:type="spellStart"/>
-      <w:r>
-        <w:rPr>
-          <w:rFonts w:ascii="Times New Roman" w:hAnsi="Times New Roman"/>
-          <w:sz w:val="28"/>
-          <w:szCs w:val="28"/>
-        </w:rPr>
-        <w:t>коллайдеры</w:t>
-      </w:r>
-      <w:proofErr w:type="spellEnd"/>
-      <w:r>
-        <w:rPr>
-          <w:rFonts w:ascii="Times New Roman" w:hAnsi="Times New Roman"/>
-          <w:sz w:val="28"/>
-          <w:szCs w:val="28"/>
-        </w:rPr>
-        <w:t>, текстуры и анимацию.</w:t>
+        <w:t xml:space="preserve">. Все действующие персонажи игры отображаются в </w:t>
+      </w:r>
+      <w:proofErr w:type="spellStart"/>
+      <w:r>
+        <w:rPr>
+          <w:rFonts w:ascii="Times New Roman" w:hAnsi="Times New Roman"/>
+          <w:sz w:val="28"/>
+          <w:szCs w:val="28"/>
+        </w:rPr>
+        <w:t>Hierarchy</w:t>
+      </w:r>
+      <w:proofErr w:type="spellEnd"/>
+      <w:r>
+        <w:rPr>
+          <w:rFonts w:ascii="Times New Roman" w:hAnsi="Times New Roman"/>
+          <w:sz w:val="28"/>
+          <w:szCs w:val="28"/>
+        </w:rPr>
+        <w:t>.</w:t>
       </w:r>
     </w:p>
     <w:p>
@@ -388,164 +480,6 @@
           <w:szCs w:val="28"/>
         </w:rPr>
       </w:pPr>
-      <w:r>
-        <w:rPr>
-          <w:rFonts w:ascii="Times New Roman" w:hAnsi="Times New Roman"/>
-          <w:sz w:val="28"/>
-          <w:szCs w:val="28"/>
-        </w:rPr>
-        <w:t xml:space="preserve">    </w:t>
-      </w:r>
-      <w:proofErr w:type="spellStart"/>
-      <w:r>
-        <w:rPr>
-          <w:rFonts w:ascii="Times New Roman" w:hAnsi="Times New Roman"/>
-          <w:sz w:val="28"/>
-          <w:szCs w:val="28"/>
-        </w:rPr>
-        <w:t>Components</w:t>
-      </w:r>
-      <w:proofErr w:type="spellEnd"/>
-      <w:r>
-        <w:rPr>
-          <w:rFonts w:ascii="Times New Roman" w:hAnsi="Times New Roman"/>
-          <w:sz w:val="28"/>
-          <w:szCs w:val="28"/>
-        </w:rPr>
-        <w:t xml:space="preserve"> – компоненты, добавляемые к игровым объектам для определения их поведения и свойств.</w:t>
-      </w:r>
-    </w:p>
-    <w:p>
-      <w:pPr>
-        <w:spacing w:after="0" w:line="240" w:lineRule="auto"/>
-        <w:ind w:firstLine="709"/>
-        <w:jc w:val="both"/>
-        <w:rPr>
-          <w:rFonts w:ascii="Times New Roman" w:hAnsi="Times New Roman"/>
-          <w:sz w:val="28"/>
-          <w:szCs w:val="28"/>
-        </w:rPr>
-      </w:pPr>
-      <w:r>
-        <w:rPr>
-          <w:rFonts w:ascii="Times New Roman" w:hAnsi="Times New Roman"/>
-          <w:sz w:val="28"/>
-          <w:szCs w:val="28"/>
-        </w:rPr>
-        <w:t xml:space="preserve">    </w:t>
-      </w:r>
-      <w:proofErr w:type="spellStart"/>
-      <w:r>
-        <w:rPr>
-          <w:rFonts w:ascii="Times New Roman" w:hAnsi="Times New Roman"/>
-          <w:sz w:val="28"/>
-          <w:szCs w:val="28"/>
-        </w:rPr>
-        <w:t>Inspector</w:t>
-      </w:r>
-      <w:proofErr w:type="spellEnd"/>
-      <w:r>
-        <w:rPr>
-          <w:rFonts w:ascii="Times New Roman" w:hAnsi="Times New Roman"/>
-          <w:sz w:val="28"/>
-          <w:szCs w:val="28"/>
-        </w:rPr>
-        <w:t xml:space="preserve"> – инспектор, где можно настраивать компоненты объектов.</w:t>
-      </w:r>
-    </w:p>
-    <w:p>
-      <w:pPr>
-        <w:spacing w:after="0" w:line="240" w:lineRule="auto"/>
-        <w:ind w:firstLine="709"/>
-        <w:jc w:val="both"/>
-        <w:rPr>
-          <w:rFonts w:ascii="Times New Roman" w:hAnsi="Times New Roman"/>
-          <w:sz w:val="28"/>
-          <w:szCs w:val="28"/>
-        </w:rPr>
-      </w:pPr>
-      <w:r>
-        <w:rPr>
-          <w:rFonts w:ascii="Times New Roman" w:hAnsi="Times New Roman"/>
-          <w:sz w:val="28"/>
-          <w:szCs w:val="28"/>
-        </w:rPr>
-        <w:t xml:space="preserve">    </w:t>
-      </w:r>
-      <w:proofErr w:type="spellStart"/>
-      <w:r>
-        <w:rPr>
-          <w:rFonts w:ascii="Times New Roman" w:hAnsi="Times New Roman"/>
-          <w:sz w:val="28"/>
-          <w:szCs w:val="28"/>
-        </w:rPr>
-        <w:t>Hierarchy</w:t>
-      </w:r>
-      <w:proofErr w:type="spellEnd"/>
-      <w:r>
-        <w:rPr>
-          <w:rFonts w:ascii="Times New Roman" w:hAnsi="Times New Roman"/>
-          <w:sz w:val="28"/>
-          <w:szCs w:val="28"/>
-        </w:rPr>
-        <w:t xml:space="preserve"> нужна для управления персонажами </w:t>
-      </w:r>
-      <w:proofErr w:type="spellStart"/>
-      <w:r>
-        <w:rPr>
-          <w:rFonts w:ascii="Times New Roman" w:hAnsi="Times New Roman"/>
-          <w:sz w:val="28"/>
-          <w:szCs w:val="28"/>
-        </w:rPr>
-        <w:t>GameObjects</w:t>
-      </w:r>
-      <w:proofErr w:type="spellEnd"/>
-      <w:r>
-        <w:rPr>
-          <w:rFonts w:ascii="Times New Roman" w:hAnsi="Times New Roman"/>
-          <w:sz w:val="28"/>
-          <w:szCs w:val="28"/>
-        </w:rPr>
-        <w:t xml:space="preserve">. Все действующие персонажи игры отображаются в </w:t>
-      </w:r>
-      <w:proofErr w:type="spellStart"/>
-      <w:r>
-        <w:rPr>
-          <w:rFonts w:ascii="Times New Roman" w:hAnsi="Times New Roman"/>
-          <w:sz w:val="28"/>
-          <w:szCs w:val="28"/>
-        </w:rPr>
-        <w:t>Hierarchy</w:t>
-      </w:r>
-      <w:proofErr w:type="spellEnd"/>
-      <w:r>
-        <w:rPr>
-          <w:rFonts w:ascii="Times New Roman" w:hAnsi="Times New Roman"/>
-          <w:sz w:val="28"/>
-          <w:szCs w:val="28"/>
-        </w:rPr>
-        <w:t>.</w:t>
-      </w:r>
-    </w:p>
-    <w:p>
-      <w:pPr>
-        <w:spacing w:after="0" w:line="240" w:lineRule="auto"/>
-        <w:ind w:firstLine="709"/>
-        <w:jc w:val="both"/>
-        <w:rPr>
-          <w:rFonts w:ascii="Times New Roman" w:hAnsi="Times New Roman"/>
-          <w:sz w:val="28"/>
-          <w:szCs w:val="28"/>
-        </w:rPr>
-      </w:pPr>
-      <w:r>
-        <w:rPr>
-          <w:rFonts w:ascii="Times New Roman" w:hAnsi="Times New Roman"/>
-          <w:sz w:val="28"/>
-          <w:szCs w:val="28"/>
-        </w:rPr>
-        <w:t xml:space="preserve">    </w:t>
-      </w:r>
       <w:proofErr w:type="spellStart"/>
       <w:r>
         <w:rPr>
@@ -626,7 +560,6 @@
           <w:color w:val="FF0000"/>
           <w:sz w:val="40"/>
           <w:szCs w:val="40"/>
-          <w:lang w:val="en-US"/>
         </w:rPr>
       </w:pPr>
       <w:r>
@@ -879,7 +812,25 @@
           <w:sz w:val="28"/>
           <w:szCs w:val="28"/>
         </w:rPr>
-        <w:t>#-скрипт (</w:t>
+        <w:t>#-</w:t>
+      </w:r>
+      <w:proofErr w:type="spellStart"/>
+      <w:r>
+        <w:rPr>
+          <w:rFonts w:ascii="Times New Roman" w:hAnsi="Times New Roman"/>
+          <w:sz w:val="28"/>
+          <w:szCs w:val="28"/>
+        </w:rPr>
+        <w:t>скрипт</w:t>
+      </w:r>
+      <w:proofErr w:type="spellEnd"/>
+      <w:r>
+        <w:rPr>
+          <w:rFonts w:ascii="Times New Roman" w:hAnsi="Times New Roman"/>
+          <w:sz w:val="28"/>
+          <w:szCs w:val="28"/>
+        </w:rPr>
+        <w:t xml:space="preserve"> (</w:t>
       </w:r>
       <w:r>
         <w:rPr>
@@ -945,6 +896,80 @@
           <w:szCs w:val="28"/>
           <w:lang w:val="en-US"/>
         </w:rPr>
+        <w:t>Rigidbodyrb</w:t>
+      </w:r>
+      <w:proofErr w:type="spellEnd"/>
+      <w:r>
+        <w:rPr>
+          <w:rFonts w:ascii="Times New Roman" w:hAnsi="Times New Roman"/>
+          <w:sz w:val="28"/>
+          <w:szCs w:val="28"/>
+        </w:rPr>
+        <w:t xml:space="preserve"> и инициализируйте его в методе </w:t>
+      </w:r>
+      <w:r>
+        <w:rPr>
+          <w:rFonts w:ascii="Times New Roman" w:hAnsi="Times New Roman"/>
+          <w:sz w:val="28"/>
+          <w:szCs w:val="28"/>
+          <w:lang w:val="en-US"/>
+        </w:rPr>
+        <w:t>Start</w:t>
+      </w:r>
+      <w:r>
+        <w:rPr>
+          <w:rFonts w:ascii="Times New Roman" w:hAnsi="Times New Roman"/>
+          <w:sz w:val="28"/>
+          <w:szCs w:val="28"/>
+        </w:rPr>
+        <w:t xml:space="preserve">: </w:t>
+      </w:r>
+      <w:proofErr w:type="spellStart"/>
+      <w:r>
+        <w:rPr>
+          <w:rFonts w:ascii="Times New Roman" w:hAnsi="Times New Roman"/>
+          <w:sz w:val="28"/>
+          <w:szCs w:val="28"/>
+          <w:lang w:val="en-US"/>
+        </w:rPr>
+        <w:t>rb</w:t>
+      </w:r>
+      <w:proofErr w:type="spellEnd"/>
+      <w:r>
+        <w:rPr>
+          <w:rFonts w:ascii="Times New Roman" w:hAnsi="Times New Roman"/>
+          <w:sz w:val="28"/>
+          <w:szCs w:val="28"/>
+        </w:rPr>
+        <w:t xml:space="preserve"> = </w:t>
+      </w:r>
+      <w:proofErr w:type="spellStart"/>
+      <w:r>
+        <w:rPr>
+          <w:rFonts w:ascii="Courier New" w:hAnsi="Courier New" w:cs="Courier New"/>
+          <w:sz w:val="28"/>
+          <w:szCs w:val="28"/>
+          <w:lang w:val="en-US"/>
+        </w:rPr>
+        <w:t>GetComponent</w:t>
+      </w:r>
+      <w:proofErr w:type="spellEnd"/>
+      <w:r>
+        <w:rPr>
+          <w:rFonts w:ascii="Courier New" w:hAnsi="Courier New" w:cs="Courier New"/>
+          <w:sz w:val="28"/>
+          <w:szCs w:val="28"/>
+        </w:rPr>
+        <w:t>&lt;</w:t>
+      </w:r>
+      <w:proofErr w:type="spellStart"/>
+      <w:r>
+        <w:rPr>
+          <w:rFonts w:ascii="Courier New" w:hAnsi="Courier New" w:cs="Courier New"/>
+          <w:sz w:val="28"/>
+          <w:szCs w:val="28"/>
+          <w:lang w:val="en-US"/>
+        </w:rPr>
         <w:t>Rigidbody</w:t>
       </w:r>
       <w:proofErr w:type="spellEnd"/>
@@ -954,110 +979,7 @@
           <w:sz w:val="28"/>
           <w:szCs w:val="28"/>
         </w:rPr>
-        <w:t xml:space="preserve"> </w:t>
-      </w:r>
-      <w:proofErr w:type="spellStart"/>
-      <w:r>
-        <w:rPr>
-          <w:rFonts w:ascii="Courier New" w:hAnsi="Courier New" w:cs="Courier New"/>
-          <w:sz w:val="28"/>
-          <w:szCs w:val="28"/>
-          <w:lang w:val="en-US"/>
-        </w:rPr>
-        <w:t>rb</w:t>
-      </w:r>
-      <w:proofErr w:type="spellEnd"/>
-      <w:r>
-        <w:rPr>
-          <w:rFonts w:ascii="Times New Roman" w:hAnsi="Times New Roman"/>
-          <w:sz w:val="28"/>
-          <w:szCs w:val="28"/>
-        </w:rPr>
-        <w:t xml:space="preserve"> и инициализируйте его в методе </w:t>
-      </w:r>
-      <w:r>
-        <w:rPr>
-          <w:rFonts w:ascii="Times New Roman" w:hAnsi="Times New Roman"/>
-          <w:sz w:val="28"/>
-          <w:szCs w:val="28"/>
-          <w:lang w:val="en-US"/>
-        </w:rPr>
-        <w:t>Start</w:t>
-      </w:r>
-      <w:r>
-        <w:rPr>
-          <w:rFonts w:ascii="Times New Roman" w:hAnsi="Times New Roman"/>
-          <w:sz w:val="28"/>
-          <w:szCs w:val="28"/>
-        </w:rPr>
-        <w:t xml:space="preserve">: </w:t>
-      </w:r>
-      <w:proofErr w:type="spellStart"/>
-      <w:r>
-        <w:rPr>
-          <w:rFonts w:ascii="Times New Roman" w:hAnsi="Times New Roman"/>
-          <w:sz w:val="28"/>
-          <w:szCs w:val="28"/>
-          <w:lang w:val="en-US"/>
-        </w:rPr>
-        <w:t>rb</w:t>
-      </w:r>
-      <w:proofErr w:type="spellEnd"/>
-      <w:r>
-        <w:rPr>
-          <w:rFonts w:ascii="Times New Roman" w:hAnsi="Times New Roman"/>
-          <w:sz w:val="28"/>
-          <w:szCs w:val="28"/>
-        </w:rPr>
-        <w:t xml:space="preserve"> = </w:t>
-      </w:r>
-      <w:proofErr w:type="spellStart"/>
-      <w:r>
-        <w:rPr>
-          <w:rFonts w:ascii="Courier New" w:hAnsi="Courier New" w:cs="Courier New"/>
-          <w:sz w:val="28"/>
-          <w:szCs w:val="28"/>
-          <w:lang w:val="en-US"/>
-        </w:rPr>
-        <w:t>GetComponent</w:t>
-      </w:r>
-      <w:proofErr w:type="spellEnd"/>
-      <w:r>
-        <w:rPr>
-          <w:rFonts w:ascii="Courier New" w:hAnsi="Courier New" w:cs="Courier New"/>
-          <w:sz w:val="28"/>
-          <w:szCs w:val="28"/>
-        </w:rPr>
-        <w:t>&lt;</w:t>
-      </w:r>
-      <w:proofErr w:type="spellStart"/>
-      <w:r>
-        <w:rPr>
-          <w:rFonts w:ascii="Courier New" w:hAnsi="Courier New" w:cs="Courier New"/>
-          <w:sz w:val="28"/>
-          <w:szCs w:val="28"/>
-          <w:lang w:val="en-US"/>
-        </w:rPr>
-        <w:t>Rigidbody</w:t>
-      </w:r>
-      <w:proofErr w:type="spellEnd"/>
-      <w:proofErr w:type="gramStart"/>
-      <w:r>
-        <w:rPr>
-          <w:rFonts w:ascii="Courier New" w:hAnsi="Courier New" w:cs="Courier New"/>
-          <w:sz w:val="28"/>
-          <w:szCs w:val="28"/>
-        </w:rPr>
-        <w:t>&gt;(</w:t>
-      </w:r>
-      <w:proofErr w:type="gramEnd"/>
-      <w:r>
-        <w:rPr>
-          <w:rFonts w:ascii="Courier New" w:hAnsi="Courier New" w:cs="Courier New"/>
-          <w:sz w:val="28"/>
-          <w:szCs w:val="28"/>
-        </w:rPr>
-        <w:t>);</w:t>
+        <w:t>&gt;();</w:t>
       </w:r>
     </w:p>
     <w:p>
@@ -1217,24 +1139,7 @@
           <w:szCs w:val="28"/>
           <w:lang w:val="en-US"/>
         </w:rPr>
-        <w:t>Add</w:t>
-      </w:r>
-      <w:r>
-        <w:rPr>
-          <w:rFonts w:ascii="Times New Roman" w:hAnsi="Times New Roman"/>
-          <w:sz w:val="28"/>
-          <w:szCs w:val="28"/>
-        </w:rPr>
-        <w:t xml:space="preserve"> </w:t>
-      </w:r>
-      <w:r>
-        <w:rPr>
-          <w:rFonts w:ascii="Times New Roman" w:hAnsi="Times New Roman"/>
-          <w:sz w:val="28"/>
-          <w:szCs w:val="28"/>
-          <w:lang w:val="en-US"/>
-        </w:rPr>
-        <w:t>Component</w:t>
+        <w:t>AddComponent</w:t>
       </w:r>
       <w:r>
         <w:rPr>
@@ -1386,7 +1291,25 @@
           <w:sz w:val="28"/>
           <w:szCs w:val="28"/>
         </w:rPr>
-        <w:t xml:space="preserve">Создайте скрипт </w:t>
+        <w:t xml:space="preserve">Создайте </w:t>
+      </w:r>
+      <w:proofErr w:type="spellStart"/>
+      <w:r>
+        <w:rPr>
+          <w:rFonts w:ascii="Times New Roman" w:hAnsi="Times New Roman"/>
+          <w:sz w:val="28"/>
+          <w:szCs w:val="28"/>
+        </w:rPr>
+        <w:t>скрипт</w:t>
+      </w:r>
+      <w:proofErr w:type="spellEnd"/>
+      <w:r>
+        <w:rPr>
+          <w:rFonts w:ascii="Times New Roman" w:hAnsi="Times New Roman"/>
+          <w:sz w:val="28"/>
+          <w:szCs w:val="28"/>
+        </w:rPr>
+        <w:t xml:space="preserve"> </w:t>
       </w:r>
       <w:proofErr w:type="spellStart"/>
       <w:r>
@@ -1467,7 +1390,7 @@
           <w:szCs w:val="28"/>
           <w:lang w:val="en-US"/>
         </w:rPr>
-        <w:t>new</w:t>
+        <w:t>newVector</w:t>
       </w:r>
       <w:r>
         <w:rPr>
@@ -1475,7 +1398,7 @@
           <w:sz w:val="28"/>
           <w:szCs w:val="28"/>
         </w:rPr>
-        <w:t xml:space="preserve"> </w:t>
+        <w:t>3(</w:t>
       </w:r>
       <w:r>
         <w:rPr>
@@ -1484,7 +1407,7 @@
           <w:szCs w:val="28"/>
           <w:lang w:val="en-US"/>
         </w:rPr>
-        <w:t>Vector</w:t>
+        <w:t>Random</w:t>
       </w:r>
       <w:r>
         <w:rPr>
@@ -1492,7 +1415,7 @@
           <w:sz w:val="28"/>
           <w:szCs w:val="28"/>
         </w:rPr>
-        <w:t>3(</w:t>
+        <w:t>.</w:t>
       </w:r>
       <w:r>
         <w:rPr>
@@ -1501,7 +1424,7 @@
           <w:szCs w:val="28"/>
           <w:lang w:val="en-US"/>
         </w:rPr>
-        <w:t>Random</w:t>
+        <w:t>Range</w:t>
       </w:r>
       <w:r>
         <w:rPr>
@@ -1509,7 +1432,7 @@
           <w:sz w:val="28"/>
           <w:szCs w:val="28"/>
         </w:rPr>
-        <w:t>.</w:t>
+        <w:t>(-4.0</w:t>
       </w:r>
       <w:r>
         <w:rPr>
@@ -1518,7 +1441,7 @@
           <w:szCs w:val="28"/>
           <w:lang w:val="en-US"/>
         </w:rPr>
-        <w:t>Range</w:t>
+        <w:t>F</w:t>
       </w:r>
       <w:r>
         <w:rPr>
@@ -1526,51 +1449,178 @@
           <w:sz w:val="28"/>
           <w:szCs w:val="28"/>
         </w:rPr>
-        <w:t>(-</w:t>
-      </w:r>
-      <w:proofErr w:type="gramStart"/>
+        <w:t>,4.0</w:t>
+      </w:r>
       <w:r>
         <w:rPr>
           <w:rFonts w:ascii="Courier New" w:hAnsi="Courier New" w:cs="Courier New"/>
           <w:sz w:val="28"/>
           <w:szCs w:val="28"/>
-        </w:rPr>
-        <w:t>4.0</w:t>
+          <w:lang w:val="en-US"/>
+        </w:rPr>
+        <w:t>F</w:t>
       </w:r>
       <w:r>
         <w:rPr>
           <w:rFonts w:ascii="Courier New" w:hAnsi="Courier New" w:cs="Courier New"/>
           <w:sz w:val="28"/>
           <w:szCs w:val="28"/>
-          <w:lang w:val="en-US"/>
-        </w:rPr>
-        <w:t>F</w:t>
-      </w:r>
-      <w:r>
+        </w:rPr>
+        <w:t>), ..., ...)</w:t>
+      </w:r>
+    </w:p>
+    <w:p>
+      <w:pPr>
+        <w:spacing w:after="0" w:line="240" w:lineRule="auto"/>
+        <w:ind w:firstLine="709"/>
+        <w:jc w:val="both"/>
+        <w:rPr>
+          <w:rFonts w:ascii="Times New Roman" w:hAnsi="Times New Roman"/>
+          <w:sz w:val="28"/>
+          <w:szCs w:val="28"/>
+        </w:rPr>
+      </w:pPr>
+      <w:r>
+        <w:rPr>
+          <w:rFonts w:ascii="Times New Roman" w:hAnsi="Times New Roman"/>
+          <w:sz w:val="28"/>
+          <w:szCs w:val="28"/>
+        </w:rPr>
+        <w:t xml:space="preserve">В правом меню объекта </w:t>
+      </w:r>
+      <w:r>
+        <w:rPr>
+          <w:rFonts w:ascii="Times New Roman" w:hAnsi="Times New Roman"/>
+          <w:sz w:val="28"/>
+          <w:szCs w:val="28"/>
+          <w:lang w:val="en-US"/>
+        </w:rPr>
+        <w:t>Quad</w:t>
+      </w:r>
+      <w:r>
+        <w:rPr>
+          <w:rFonts w:ascii="Times New Roman" w:hAnsi="Times New Roman"/>
+          <w:sz w:val="28"/>
+          <w:szCs w:val="28"/>
+        </w:rPr>
+        <w:t xml:space="preserve"> задайте ему </w:t>
+      </w:r>
+      <w:r>
+        <w:rPr>
+          <w:rFonts w:ascii="Times New Roman" w:hAnsi="Times New Roman"/>
+          <w:sz w:val="28"/>
+          <w:szCs w:val="28"/>
+          <w:lang w:val="en-US"/>
+        </w:rPr>
+        <w:t>tag</w:t>
+      </w:r>
+      <w:r>
+        <w:rPr>
+          <w:rFonts w:ascii="Times New Roman" w:hAnsi="Times New Roman"/>
+          <w:sz w:val="28"/>
+          <w:szCs w:val="28"/>
+        </w:rPr>
+        <w:t xml:space="preserve">, чтобы его можно было определить (например, </w:t>
+      </w:r>
+      <w:proofErr w:type="spellStart"/>
+      <w:r>
+        <w:rPr>
+          <w:rFonts w:ascii="Times New Roman" w:hAnsi="Times New Roman"/>
+          <w:sz w:val="28"/>
+          <w:szCs w:val="28"/>
+          <w:lang w:val="en-US"/>
+        </w:rPr>
+        <w:t>Finsih</w:t>
+      </w:r>
+      <w:proofErr w:type="spellEnd"/>
+      <w:r>
+        <w:rPr>
+          <w:rFonts w:ascii="Times New Roman" w:hAnsi="Times New Roman"/>
+          <w:sz w:val="28"/>
+          <w:szCs w:val="28"/>
+        </w:rPr>
+        <w:t>).</w:t>
+      </w:r>
+    </w:p>
+    <w:p>
+      <w:pPr>
+        <w:spacing w:after="0" w:line="240" w:lineRule="auto"/>
+        <w:ind w:firstLine="709"/>
+        <w:jc w:val="both"/>
         <w:rPr>
           <w:rFonts w:ascii="Courier New" w:hAnsi="Courier New" w:cs="Courier New"/>
           <w:sz w:val="28"/>
           <w:szCs w:val="28"/>
         </w:rPr>
-        <w:t>,4.0</w:t>
+      </w:pPr>
+      <w:r>
+        <w:rPr>
+          <w:rFonts w:ascii="Times New Roman" w:hAnsi="Times New Roman"/>
+          <w:sz w:val="28"/>
+          <w:szCs w:val="28"/>
+        </w:rPr>
+        <w:t xml:space="preserve">Добавьте к классу </w:t>
+      </w:r>
+      <w:r>
+        <w:rPr>
+          <w:rFonts w:ascii="Times New Roman" w:hAnsi="Times New Roman"/>
+          <w:sz w:val="28"/>
+          <w:szCs w:val="28"/>
+          <w:lang w:val="en-US"/>
+        </w:rPr>
+        <w:t>Cub</w:t>
+      </w:r>
+      <w:r>
+        <w:rPr>
+          <w:rFonts w:ascii="Times New Roman" w:hAnsi="Times New Roman"/>
+          <w:sz w:val="28"/>
+          <w:szCs w:val="28"/>
+        </w:rPr>
+        <w:t xml:space="preserve"> из предыдущего задания метод </w:t>
+      </w:r>
+      <w:proofErr w:type="spellStart"/>
+      <w:r>
+        <w:rPr>
+          <w:rFonts w:ascii="Times New Roman" w:hAnsi="Times New Roman"/>
+          <w:sz w:val="28"/>
+          <w:szCs w:val="28"/>
+        </w:rPr>
+        <w:t>private</w:t>
       </w:r>
       <w:r>
         <w:rPr>
           <w:rFonts w:ascii="Courier New" w:hAnsi="Courier New" w:cs="Courier New"/>
           <w:sz w:val="28"/>
           <w:szCs w:val="28"/>
-          <w:lang w:val="en-US"/>
-        </w:rPr>
-        <w:t>F</w:t>
-      </w:r>
-      <w:proofErr w:type="gramEnd"/>
+        </w:rPr>
+        <w:t>voidOnCollisionEnter</w:t>
+      </w:r>
+      <w:proofErr w:type="spellEnd"/>
       <w:r>
         <w:rPr>
           <w:rFonts w:ascii="Courier New" w:hAnsi="Courier New" w:cs="Courier New"/>
           <w:sz w:val="28"/>
           <w:szCs w:val="28"/>
         </w:rPr>
-        <w:t>), ..., ...)</w:t>
+        <w:t>(</w:t>
+      </w:r>
+      <w:proofErr w:type="spellStart"/>
+      <w:r>
+        <w:rPr>
+          <w:rFonts w:ascii="Courier New" w:hAnsi="Courier New" w:cs="Courier New"/>
+          <w:sz w:val="28"/>
+          <w:szCs w:val="28"/>
+        </w:rPr>
+        <w:t>Collisioncollision</w:t>
+      </w:r>
+      <w:proofErr w:type="spellEnd"/>
+      <w:r>
+        <w:rPr>
+          <w:rFonts w:ascii="Courier New" w:hAnsi="Courier New" w:cs="Courier New"/>
+          <w:sz w:val="28"/>
+          <w:szCs w:val="28"/>
+        </w:rPr>
+        <w:t>) {}</w:t>
       </w:r>
     </w:p>
     <w:p>
@@ -1652,147 +1702,18 @@
         <w:ind w:firstLine="709"/>
         <w:jc w:val="both"/>
         <w:rPr>
-          <w:rFonts w:ascii="Courier New" w:hAnsi="Courier New" w:cs="Courier New"/>
-          <w:sz w:val="28"/>
-          <w:szCs w:val="28"/>
-        </w:rPr>
-      </w:pPr>
-      <w:r>
-        <w:rPr>
-          <w:rFonts w:ascii="Times New Roman" w:hAnsi="Times New Roman"/>
-          <w:sz w:val="28"/>
-          <w:szCs w:val="28"/>
-        </w:rPr>
-        <w:t xml:space="preserve">Добавьте к классу </w:t>
-      </w:r>
-      <w:r>
-        <w:rPr>
-          <w:rFonts w:ascii="Times New Roman" w:hAnsi="Times New Roman"/>
-          <w:sz w:val="28"/>
-          <w:szCs w:val="28"/>
-          <w:lang w:val="en-US"/>
-        </w:rPr>
-        <w:t>Cub</w:t>
-      </w:r>
-      <w:r>
-        <w:rPr>
-          <w:rFonts w:ascii="Times New Roman" w:hAnsi="Times New Roman"/>
-          <w:sz w:val="28"/>
-          <w:szCs w:val="28"/>
-        </w:rPr>
-        <w:t xml:space="preserve"> из предыдущего задания метод </w:t>
-      </w:r>
-      <w:proofErr w:type="spellStart"/>
-      <w:r>
-        <w:rPr>
-          <w:rFonts w:ascii="Times New Roman" w:hAnsi="Times New Roman"/>
-          <w:sz w:val="28"/>
-          <w:szCs w:val="28"/>
-        </w:rPr>
-        <w:t>private</w:t>
-      </w:r>
-      <w:proofErr w:type="spellEnd"/>
-      <w:r>
-        <w:rPr>
-          <w:rFonts w:ascii="Times New Roman" w:hAnsi="Times New Roman"/>
-          <w:sz w:val="28"/>
-          <w:szCs w:val="28"/>
-        </w:rPr>
-        <w:t xml:space="preserve"> </w:t>
-      </w:r>
-      <w:proofErr w:type="spellStart"/>
-      <w:r>
-        <w:rPr>
-          <w:rFonts w:ascii="Courier New" w:hAnsi="Courier New" w:cs="Courier New"/>
-          <w:sz w:val="28"/>
-          <w:szCs w:val="28"/>
-        </w:rPr>
-        <w:t>void</w:t>
-      </w:r>
-      <w:proofErr w:type="spellEnd"/>
-      <w:r>
-        <w:rPr>
-          <w:rFonts w:ascii="Courier New" w:hAnsi="Courier New" w:cs="Courier New"/>
-          <w:sz w:val="28"/>
-          <w:szCs w:val="28"/>
-        </w:rPr>
-        <w:t xml:space="preserve"> </w:t>
-      </w:r>
-      <w:proofErr w:type="spellStart"/>
-      <w:proofErr w:type="gramStart"/>
-      <w:r>
-        <w:rPr>
-          <w:rFonts w:ascii="Courier New" w:hAnsi="Courier New" w:cs="Courier New"/>
-          <w:sz w:val="28"/>
-          <w:szCs w:val="28"/>
-        </w:rPr>
-        <w:t>OnCollisionEnter</w:t>
-      </w:r>
-      <w:proofErr w:type="spellEnd"/>
-      <w:r>
-        <w:rPr>
-          <w:rFonts w:ascii="Courier New" w:hAnsi="Courier New" w:cs="Courier New"/>
-          <w:sz w:val="28"/>
-          <w:szCs w:val="28"/>
-        </w:rPr>
-        <w:t>(</w:t>
-      </w:r>
-      <w:proofErr w:type="spellStart"/>
-      <w:proofErr w:type="gramEnd"/>
-      <w:r>
-        <w:rPr>
-          <w:rFonts w:ascii="Courier New" w:hAnsi="Courier New" w:cs="Courier New"/>
-          <w:sz w:val="28"/>
-          <w:szCs w:val="28"/>
-        </w:rPr>
-        <w:t>Collision</w:t>
-      </w:r>
-      <w:proofErr w:type="spellEnd"/>
-      <w:r>
-        <w:rPr>
-          <w:rFonts w:ascii="Courier New" w:hAnsi="Courier New" w:cs="Courier New"/>
-          <w:sz w:val="28"/>
-          <w:szCs w:val="28"/>
-        </w:rPr>
-        <w:t xml:space="preserve"> </w:t>
-      </w:r>
-      <w:proofErr w:type="spellStart"/>
-      <w:r>
-        <w:rPr>
-          <w:rFonts w:ascii="Courier New" w:hAnsi="Courier New" w:cs="Courier New"/>
-          <w:sz w:val="28"/>
-          <w:szCs w:val="28"/>
-        </w:rPr>
-        <w:t>collision</w:t>
-      </w:r>
-      <w:proofErr w:type="spellEnd"/>
-      <w:r>
-        <w:rPr>
-          <w:rFonts w:ascii="Courier New" w:hAnsi="Courier New" w:cs="Courier New"/>
-          <w:sz w:val="28"/>
-          <w:szCs w:val="28"/>
-        </w:rPr>
-        <w:t>) {}</w:t>
-      </w:r>
-    </w:p>
-    <w:p>
-      <w:pPr>
-        <w:spacing w:after="0" w:line="240" w:lineRule="auto"/>
-        <w:ind w:firstLine="709"/>
-        <w:jc w:val="both"/>
-        <w:rPr>
-          <w:rFonts w:ascii="Times New Roman" w:hAnsi="Times New Roman"/>
-          <w:sz w:val="28"/>
-          <w:szCs w:val="28"/>
-        </w:rPr>
-      </w:pPr>
-      <w:r>
-        <w:rPr>
-          <w:rFonts w:ascii="Times New Roman" w:hAnsi="Times New Roman"/>
-          <w:sz w:val="28"/>
-          <w:szCs w:val="28"/>
-        </w:rPr>
-        <w:t xml:space="preserve">В правом меню объекта </w:t>
+          <w:rFonts w:ascii="Times New Roman" w:hAnsi="Times New Roman"/>
+          <w:sz w:val="28"/>
+          <w:szCs w:val="28"/>
+        </w:rPr>
+      </w:pPr>
+      <w:r>
+        <w:rPr>
+          <w:rFonts w:ascii="Times New Roman" w:hAnsi="Times New Roman"/>
+          <w:sz w:val="28"/>
+          <w:szCs w:val="28"/>
+        </w:rPr>
+        <w:t xml:space="preserve">Добавьте проверку столкновения куба с объектом </w:t>
       </w:r>
       <w:r>
         <w:rPr>
@@ -1809,7 +1730,7 @@
           <w:sz w:val="28"/>
           <w:szCs w:val="28"/>
         </w:rPr>
-        <w:t xml:space="preserve"> задайте ему </w:t>
+        <w:t xml:space="preserve"> (используйте </w:t>
       </w:r>
       <w:r>
         <w:rPr>
@@ -1826,88 +1747,7 @@
           <w:sz w:val="28"/>
           <w:szCs w:val="28"/>
         </w:rPr>
-        <w:t xml:space="preserve">, чтобы его можно было определить (например, </w:t>
-      </w:r>
-      <w:proofErr w:type="spellStart"/>
-      <w:r>
-        <w:rPr>
-          <w:rFonts w:ascii="Times New Roman" w:hAnsi="Times New Roman"/>
-          <w:sz w:val="28"/>
-          <w:szCs w:val="28"/>
-          <w:lang w:val="en-US"/>
-        </w:rPr>
-        <w:t>Finsih</w:t>
-      </w:r>
-      <w:proofErr w:type="spellEnd"/>
-      <w:r>
-        <w:rPr>
-          <w:rFonts w:ascii="Times New Roman" w:hAnsi="Times New Roman"/>
-          <w:sz w:val="28"/>
-          <w:szCs w:val="28"/>
-        </w:rPr>
         <w:t>).</w:t>
-      </w:r>
-    </w:p>
-    <w:p>
-      <w:pPr>
-        <w:spacing w:after="0" w:line="240" w:lineRule="auto"/>
-        <w:ind w:firstLine="709"/>
-        <w:jc w:val="both"/>
-        <w:rPr>
-          <w:rFonts w:ascii="Times New Roman" w:hAnsi="Times New Roman"/>
-          <w:sz w:val="28"/>
-          <w:szCs w:val="28"/>
-        </w:rPr>
-      </w:pPr>
-      <w:r>
-        <w:rPr>
-          <w:rFonts w:ascii="Times New Roman" w:hAnsi="Times New Roman"/>
-          <w:sz w:val="28"/>
-          <w:szCs w:val="28"/>
-        </w:rPr>
-        <w:t xml:space="preserve">Добавьте проверку столкновения куба с объектом </w:t>
-      </w:r>
-      <w:r>
-        <w:rPr>
-          <w:rFonts w:ascii="Times New Roman" w:hAnsi="Times New Roman"/>
-          <w:sz w:val="28"/>
-          <w:szCs w:val="28"/>
-          <w:lang w:val="en-US"/>
-        </w:rPr>
-        <w:t>Quad</w:t>
-      </w:r>
-      <w:r>
-        <w:rPr>
-          <w:rFonts w:ascii="Times New Roman" w:hAnsi="Times New Roman"/>
-          <w:sz w:val="28"/>
-          <w:szCs w:val="28"/>
-        </w:rPr>
-        <w:t xml:space="preserve"> (используйте </w:t>
-      </w:r>
-      <w:r>
-        <w:rPr>
-          <w:rFonts w:ascii="Times New Roman" w:hAnsi="Times New Roman"/>
-          <w:sz w:val="28"/>
-          <w:szCs w:val="28"/>
-          <w:lang w:val="en-US"/>
-        </w:rPr>
-        <w:t>tag</w:t>
-      </w:r>
-      <w:r>
-        <w:rPr>
-          <w:rFonts w:ascii="Times New Roman" w:hAnsi="Times New Roman"/>
-          <w:sz w:val="28"/>
-          <w:szCs w:val="28"/>
-        </w:rPr>
-        <w:t>).</w:t>
-      </w:r>
-      <w:r>
-        <w:rPr>
-          <w:rFonts w:ascii="Times New Roman" w:hAnsi="Times New Roman"/>
-          <w:sz w:val="28"/>
-          <w:szCs w:val="28"/>
-        </w:rPr>
-        <w:t xml:space="preserve"> </w:t>
       </w:r>
       <w:r>
         <w:rPr>
@@ -2051,7 +1891,6 @@
           <w:i/>
           <w:sz w:val="28"/>
           <w:szCs w:val="28"/>
-          <w:lang w:val="en-US"/>
         </w:rPr>
       </w:pPr>
       <w:r>
@@ -2071,7 +1910,6 @@
           <w:i/>
           <w:sz w:val="28"/>
           <w:szCs w:val="28"/>
-          <w:lang w:val="en-US"/>
         </w:rPr>
         <w:t>:</w:t>
       </w:r>
@@ -2081,9 +1919,8 @@
           <w:i/>
           <w:sz w:val="28"/>
           <w:szCs w:val="28"/>
-          <w:lang w:val="en-US"/>
-        </w:rPr>
-        <w:t xml:space="preserve"> </w:t>
+        </w:rPr>
+        <w:t>есливозниклапроблемасосвещениемпослеперезапускууровня</w:t>
       </w:r>
       <w:r>
         <w:rPr>
@@ -2092,228 +1929,19 @@
           <w:sz w:val="28"/>
           <w:szCs w:val="28"/>
         </w:rPr>
-        <w:t>если</w:t>
-      </w:r>
+        <w:t xml:space="preserve">, </w:t>
+      </w:r>
+      <w:proofErr w:type="spellStart"/>
       <w:r>
         <w:rPr>
           <w:rFonts w:ascii="Times New Roman" w:hAnsi="Times New Roman"/>
           <w:i/>
           <w:sz w:val="28"/>
           <w:szCs w:val="28"/>
-          <w:lang w:val="en-US"/>
-        </w:rPr>
-        <w:t xml:space="preserve"> </w:t>
-      </w:r>
-      <w:r>
-        <w:rPr>
-          <w:rFonts w:ascii="Times New Roman" w:hAnsi="Times New Roman"/>
-          <w:i/>
-          <w:sz w:val="28"/>
-          <w:szCs w:val="28"/>
-        </w:rPr>
-        <w:t>возникла</w:t>
-      </w:r>
-      <w:r>
-        <w:rPr>
-          <w:rFonts w:ascii="Times New Roman" w:hAnsi="Times New Roman"/>
-          <w:i/>
-          <w:sz w:val="28"/>
-          <w:szCs w:val="28"/>
-          <w:lang w:val="en-US"/>
-        </w:rPr>
-        <w:t xml:space="preserve"> </w:t>
-      </w:r>
-      <w:r>
-        <w:rPr>
-          <w:rFonts w:ascii="Times New Roman" w:hAnsi="Times New Roman"/>
-          <w:i/>
-          <w:sz w:val="28"/>
-          <w:szCs w:val="28"/>
-        </w:rPr>
-        <w:t>проблема</w:t>
-      </w:r>
-      <w:r>
-        <w:rPr>
-          <w:rFonts w:ascii="Times New Roman" w:hAnsi="Times New Roman"/>
-          <w:i/>
-          <w:sz w:val="28"/>
-          <w:szCs w:val="28"/>
-          <w:lang w:val="en-US"/>
-        </w:rPr>
-        <w:t xml:space="preserve"> </w:t>
-      </w:r>
-      <w:r>
-        <w:rPr>
-          <w:rFonts w:ascii="Times New Roman" w:hAnsi="Times New Roman"/>
-          <w:i/>
-          <w:sz w:val="28"/>
-          <w:szCs w:val="28"/>
-        </w:rPr>
-        <w:t>с</w:t>
-      </w:r>
-      <w:r>
-        <w:rPr>
-          <w:rFonts w:ascii="Times New Roman" w:hAnsi="Times New Roman"/>
-          <w:i/>
-          <w:sz w:val="28"/>
-          <w:szCs w:val="28"/>
-          <w:lang w:val="en-US"/>
-        </w:rPr>
-        <w:t xml:space="preserve"> </w:t>
-      </w:r>
-      <w:r>
-        <w:rPr>
-          <w:rFonts w:ascii="Times New Roman" w:hAnsi="Times New Roman"/>
-          <w:i/>
-          <w:sz w:val="28"/>
-          <w:szCs w:val="28"/>
-        </w:rPr>
-        <w:t>освещением</w:t>
-      </w:r>
-      <w:r>
-        <w:rPr>
-          <w:rFonts w:ascii="Times New Roman" w:hAnsi="Times New Roman"/>
-          <w:i/>
-          <w:sz w:val="28"/>
-          <w:szCs w:val="28"/>
-          <w:lang w:val="en-US"/>
-        </w:rPr>
-        <w:t xml:space="preserve"> </w:t>
-      </w:r>
-      <w:r>
-        <w:rPr>
-          <w:rFonts w:ascii="Times New Roman" w:hAnsi="Times New Roman"/>
-          <w:i/>
-          <w:sz w:val="28"/>
-          <w:szCs w:val="28"/>
-        </w:rPr>
-        <w:t>после</w:t>
-      </w:r>
-      <w:r>
-        <w:rPr>
-          <w:rFonts w:ascii="Times New Roman" w:hAnsi="Times New Roman"/>
-          <w:i/>
-          <w:sz w:val="28"/>
-          <w:szCs w:val="28"/>
-          <w:lang w:val="en-US"/>
-        </w:rPr>
-        <w:t xml:space="preserve"> </w:t>
-      </w:r>
-      <w:r>
-        <w:rPr>
-          <w:rFonts w:ascii="Times New Roman" w:hAnsi="Times New Roman"/>
-          <w:i/>
-          <w:sz w:val="28"/>
-          <w:szCs w:val="28"/>
-        </w:rPr>
-        <w:t>перезапуску</w:t>
-      </w:r>
-      <w:r>
-        <w:rPr>
-          <w:rFonts w:ascii="Times New Roman" w:hAnsi="Times New Roman"/>
-          <w:i/>
-          <w:sz w:val="28"/>
-          <w:szCs w:val="28"/>
-          <w:lang w:val="en-US"/>
-        </w:rPr>
-        <w:t xml:space="preserve"> </w:t>
-      </w:r>
-      <w:r>
-        <w:rPr>
-          <w:rFonts w:ascii="Times New Roman" w:hAnsi="Times New Roman"/>
-          <w:i/>
-          <w:sz w:val="28"/>
-          <w:szCs w:val="28"/>
-        </w:rPr>
-        <w:t>уровня</w:t>
-      </w:r>
-      <w:r>
-        <w:rPr>
-          <w:rFonts w:ascii="Times New Roman" w:hAnsi="Times New Roman"/>
-          <w:i/>
-          <w:sz w:val="28"/>
-          <w:szCs w:val="28"/>
-          <w:lang w:val="en-US"/>
-        </w:rPr>
-        <w:t xml:space="preserve">, </w:t>
-      </w:r>
-      <w:r>
-        <w:rPr>
-          <w:rFonts w:ascii="Times New Roman" w:hAnsi="Times New Roman"/>
-          <w:i/>
-          <w:sz w:val="28"/>
-          <w:szCs w:val="28"/>
-        </w:rPr>
-        <w:t>то</w:t>
-      </w:r>
-      <w:r>
-        <w:rPr>
-          <w:rFonts w:ascii="Times New Roman" w:hAnsi="Times New Roman"/>
-          <w:i/>
-          <w:sz w:val="28"/>
-          <w:szCs w:val="28"/>
-          <w:lang w:val="en-US"/>
-        </w:rPr>
-        <w:t xml:space="preserve"> </w:t>
-      </w:r>
-      <w:r>
-        <w:rPr>
-          <w:rFonts w:ascii="Times New Roman" w:hAnsi="Times New Roman"/>
-          <w:i/>
-          <w:sz w:val="28"/>
-          <w:szCs w:val="28"/>
-        </w:rPr>
-        <w:t>зайдите</w:t>
-      </w:r>
-      <w:r>
-        <w:rPr>
-          <w:rFonts w:ascii="Times New Roman" w:hAnsi="Times New Roman"/>
-          <w:i/>
-          <w:sz w:val="28"/>
-          <w:szCs w:val="28"/>
-          <w:lang w:val="en-US"/>
-        </w:rPr>
-        <w:t xml:space="preserve"> </w:t>
-      </w:r>
-      <w:r>
-        <w:rPr>
-          <w:rFonts w:ascii="Times New Roman" w:hAnsi="Times New Roman"/>
-          <w:i/>
-          <w:sz w:val="28"/>
-          <w:szCs w:val="28"/>
-        </w:rPr>
-        <w:t>во</w:t>
-      </w:r>
-      <w:r>
-        <w:rPr>
-          <w:rFonts w:ascii="Times New Roman" w:hAnsi="Times New Roman"/>
-          <w:i/>
-          <w:sz w:val="28"/>
-          <w:szCs w:val="28"/>
-          <w:lang w:val="en-US"/>
-        </w:rPr>
-        <w:t xml:space="preserve"> </w:t>
-      </w:r>
-      <w:r>
-        <w:rPr>
-          <w:rFonts w:ascii="Times New Roman" w:hAnsi="Times New Roman"/>
-          <w:i/>
-          <w:sz w:val="28"/>
-          <w:szCs w:val="28"/>
-        </w:rPr>
-        <w:t>вкладку</w:t>
-      </w:r>
-      <w:r>
-        <w:rPr>
-          <w:rFonts w:ascii="Times New Roman" w:hAnsi="Times New Roman"/>
-          <w:i/>
-          <w:sz w:val="28"/>
-          <w:szCs w:val="28"/>
-          <w:lang w:val="en-US"/>
-        </w:rPr>
-        <w:t xml:space="preserve"> </w:t>
-      </w:r>
-      <w:proofErr w:type="spellStart"/>
+        </w:rPr>
+        <w:t>тозайдитевовкладку</w:t>
+      </w:r>
+      <w:proofErr w:type="spellEnd"/>
       <w:r>
         <w:rPr>
           <w:rFonts w:ascii="Times New Roman" w:hAnsi="Times New Roman"/>
@@ -2330,7 +1958,6 @@
           <w:i/>
           <w:sz w:val="28"/>
           <w:szCs w:val="28"/>
-          <w:lang w:val="en-US"/>
         </w:rPr>
         <w:t>→</w:t>
       </w:r>
@@ -2350,7 +1977,6 @@
           <w:i/>
           <w:sz w:val="28"/>
           <w:szCs w:val="28"/>
-          <w:lang w:val="en-US"/>
         </w:rPr>
         <w:t>→</w:t>
       </w:r>
@@ -2364,17 +1990,16 @@
         </w:rPr>
         <w:t>Settings</w:t>
       </w:r>
-      <w:proofErr w:type="spellEnd"/>
       <w:r>
         <w:rPr>
           <w:rFonts w:ascii="Times New Roman" w:hAnsi="Times New Roman"/>
           <w:i/>
           <w:sz w:val="28"/>
           <w:szCs w:val="28"/>
-          <w:lang w:val="en-US"/>
         </w:rPr>
         <w:t xml:space="preserve"> (</w:t>
       </w:r>
+      <w:proofErr w:type="spellStart"/>
       <w:r>
         <w:rPr>
           <w:rFonts w:ascii="Times New Roman" w:hAnsi="Times New Roman"/>
@@ -2382,18 +2007,19 @@
           <w:sz w:val="28"/>
           <w:szCs w:val="28"/>
         </w:rPr>
-        <w:t>верхняя</w:t>
-      </w:r>
+        <w:t>верхняяпанель</w:t>
+      </w:r>
+      <w:proofErr w:type="spellEnd"/>
       <w:r>
         <w:rPr>
           <w:rFonts w:ascii="Times New Roman" w:hAnsi="Times New Roman"/>
           <w:i/>
           <w:sz w:val="28"/>
           <w:szCs w:val="28"/>
-          <w:lang w:val="en-US"/>
-        </w:rPr>
-        <w:t xml:space="preserve"> </w:t>
-      </w:r>
+        </w:rPr>
+        <w:t xml:space="preserve">) </w:t>
+      </w:r>
+      <w:proofErr w:type="spellStart"/>
       <w:r>
         <w:rPr>
           <w:rFonts w:ascii="Times New Roman" w:hAnsi="Times New Roman"/>
@@ -2401,7 +2027,7 @@
           <w:sz w:val="28"/>
           <w:szCs w:val="28"/>
         </w:rPr>
-        <w:t>панель</w:t>
+        <w:t>инавкладке</w:t>
       </w:r>
       <w:r>
         <w:rPr>
@@ -2411,7 +2037,7 @@
           <w:szCs w:val="28"/>
           <w:lang w:val="en-US"/>
         </w:rPr>
-        <w:t xml:space="preserve">) </w:t>
+        <w:t>ObjectMaps</w:t>
       </w:r>
       <w:r>
         <w:rPr>
@@ -2420,7 +2046,7 @@
           <w:sz w:val="28"/>
           <w:szCs w:val="28"/>
         </w:rPr>
-        <w:t>и</w:t>
+        <w:t>уберитегалочку</w:t>
       </w:r>
       <w:r>
         <w:rPr>
@@ -2430,8 +2056,9 @@
           <w:szCs w:val="28"/>
           <w:lang w:val="en-US"/>
         </w:rPr>
-        <w:t xml:space="preserve"> </w:t>
-      </w:r>
+        <w:t>AutoGenerate</w:t>
+      </w:r>
+      <w:proofErr w:type="spellEnd"/>
       <w:r>
         <w:rPr>
           <w:rFonts w:ascii="Times New Roman" w:hAnsi="Times New Roman"/>
@@ -2439,17 +2066,17 @@
           <w:sz w:val="28"/>
           <w:szCs w:val="28"/>
         </w:rPr>
-        <w:t>на</w:t>
-      </w:r>
+        <w:t xml:space="preserve">. </w:t>
+      </w:r>
+      <w:proofErr w:type="spellStart"/>
       <w:r>
         <w:rPr>
           <w:rFonts w:ascii="Times New Roman" w:hAnsi="Times New Roman"/>
           <w:i/>
           <w:sz w:val="28"/>
           <w:szCs w:val="28"/>
-          <w:lang w:val="en-US"/>
-        </w:rPr>
-        <w:t xml:space="preserve"> </w:t>
+        </w:rPr>
+        <w:t>Затемнажмитенакнопку</w:t>
       </w:r>
       <w:r>
         <w:rPr>
@@ -2457,250 +2084,17 @@
           <w:i/>
           <w:sz w:val="28"/>
           <w:szCs w:val="28"/>
-        </w:rPr>
-        <w:t>вкладке</w:t>
-      </w:r>
+          <w:lang w:val="en-US"/>
+        </w:rPr>
+        <w:t>GenerateLightning</w:t>
+      </w:r>
+      <w:proofErr w:type="spellEnd"/>
       <w:r>
         <w:rPr>
           <w:rFonts w:ascii="Times New Roman" w:hAnsi="Times New Roman"/>
           <w:i/>
           <w:sz w:val="28"/>
           <w:szCs w:val="28"/>
-          <w:lang w:val="en-US"/>
-        </w:rPr>
-        <w:t xml:space="preserve"> </w:t>
-      </w:r>
-      <w:r>
-        <w:rPr>
-          <w:rFonts w:ascii="Times New Roman" w:hAnsi="Times New Roman"/>
-          <w:i/>
-          <w:sz w:val="28"/>
-          <w:szCs w:val="28"/>
-          <w:lang w:val="en-US"/>
-        </w:rPr>
-        <w:t>Object</w:t>
-      </w:r>
-      <w:r>
-        <w:rPr>
-          <w:rFonts w:ascii="Times New Roman" w:hAnsi="Times New Roman"/>
-          <w:i/>
-          <w:sz w:val="28"/>
-          <w:szCs w:val="28"/>
-          <w:lang w:val="en-US"/>
-        </w:rPr>
-        <w:t xml:space="preserve"> </w:t>
-      </w:r>
-      <w:r>
-        <w:rPr>
-          <w:rFonts w:ascii="Times New Roman" w:hAnsi="Times New Roman"/>
-          <w:i/>
-          <w:sz w:val="28"/>
-          <w:szCs w:val="28"/>
-          <w:lang w:val="en-US"/>
-        </w:rPr>
-        <w:t>Maps</w:t>
-      </w:r>
-      <w:r>
-        <w:rPr>
-          <w:rFonts w:ascii="Times New Roman" w:hAnsi="Times New Roman"/>
-          <w:i/>
-          <w:sz w:val="28"/>
-          <w:szCs w:val="28"/>
-          <w:lang w:val="en-US"/>
-        </w:rPr>
-        <w:t xml:space="preserve"> </w:t>
-      </w:r>
-      <w:r>
-        <w:rPr>
-          <w:rFonts w:ascii="Times New Roman" w:hAnsi="Times New Roman"/>
-          <w:i/>
-          <w:sz w:val="28"/>
-          <w:szCs w:val="28"/>
-        </w:rPr>
-        <w:t>уберите</w:t>
-      </w:r>
-      <w:r>
-        <w:rPr>
-          <w:rFonts w:ascii="Times New Roman" w:hAnsi="Times New Roman"/>
-          <w:i/>
-          <w:sz w:val="28"/>
-          <w:szCs w:val="28"/>
-          <w:lang w:val="en-US"/>
-        </w:rPr>
-        <w:t xml:space="preserve"> </w:t>
-      </w:r>
-      <w:r>
-        <w:rPr>
-          <w:rFonts w:ascii="Times New Roman" w:hAnsi="Times New Roman"/>
-          <w:i/>
-          <w:sz w:val="28"/>
-          <w:szCs w:val="28"/>
-        </w:rPr>
-        <w:t>галочку</w:t>
-      </w:r>
-      <w:r>
-        <w:rPr>
-          <w:rFonts w:ascii="Times New Roman" w:hAnsi="Times New Roman"/>
-          <w:i/>
-          <w:sz w:val="28"/>
-          <w:szCs w:val="28"/>
-          <w:lang w:val="en-US"/>
-        </w:rPr>
-        <w:t xml:space="preserve"> </w:t>
-      </w:r>
-      <w:r>
-        <w:rPr>
-          <w:rFonts w:ascii="Times New Roman" w:hAnsi="Times New Roman"/>
-          <w:i/>
-          <w:sz w:val="28"/>
-          <w:szCs w:val="28"/>
-          <w:lang w:val="en-US"/>
-        </w:rPr>
-        <w:t>Auto</w:t>
-      </w:r>
-      <w:r>
-        <w:rPr>
-          <w:rFonts w:ascii="Times New Roman" w:hAnsi="Times New Roman"/>
-          <w:i/>
-          <w:sz w:val="28"/>
-          <w:szCs w:val="28"/>
-          <w:lang w:val="en-US"/>
-        </w:rPr>
-        <w:t xml:space="preserve"> </w:t>
-      </w:r>
-      <w:r>
-        <w:rPr>
-          <w:rFonts w:ascii="Times New Roman" w:hAnsi="Times New Roman"/>
-          <w:i/>
-          <w:sz w:val="28"/>
-          <w:szCs w:val="28"/>
-          <w:lang w:val="en-US"/>
-        </w:rPr>
-        <w:t>Generate</w:t>
-      </w:r>
-      <w:r>
-        <w:rPr>
-          <w:rFonts w:ascii="Times New Roman" w:hAnsi="Times New Roman"/>
-          <w:i/>
-          <w:sz w:val="28"/>
-          <w:szCs w:val="28"/>
-          <w:lang w:val="en-US"/>
-        </w:rPr>
-        <w:t xml:space="preserve">. </w:t>
-      </w:r>
-      <w:r>
-        <w:rPr>
-          <w:rFonts w:ascii="Times New Roman" w:hAnsi="Times New Roman"/>
-          <w:i/>
-          <w:sz w:val="28"/>
-          <w:szCs w:val="28"/>
-        </w:rPr>
-        <w:t>Затем</w:t>
-      </w:r>
-      <w:r>
-        <w:rPr>
-          <w:rFonts w:ascii="Times New Roman" w:hAnsi="Times New Roman"/>
-          <w:i/>
-          <w:sz w:val="28"/>
-          <w:szCs w:val="28"/>
-          <w:lang w:val="en-US"/>
-        </w:rPr>
-        <w:t xml:space="preserve"> </w:t>
-      </w:r>
-      <w:r>
-        <w:rPr>
-          <w:rFonts w:ascii="Times New Roman" w:hAnsi="Times New Roman"/>
-          <w:i/>
-          <w:sz w:val="28"/>
-          <w:szCs w:val="28"/>
-        </w:rPr>
-        <w:t>нажмите</w:t>
-      </w:r>
-      <w:r>
-        <w:rPr>
-          <w:rFonts w:ascii="Times New Roman" w:hAnsi="Times New Roman"/>
-          <w:i/>
-          <w:sz w:val="28"/>
-          <w:szCs w:val="28"/>
-          <w:lang w:val="en-US"/>
-        </w:rPr>
-        <w:t xml:space="preserve"> </w:t>
-      </w:r>
-      <w:r>
-        <w:rPr>
-          <w:rFonts w:ascii="Times New Roman" w:hAnsi="Times New Roman"/>
-          <w:i/>
-          <w:sz w:val="28"/>
-          <w:szCs w:val="28"/>
-        </w:rPr>
-        <w:t>на</w:t>
-      </w:r>
-      <w:r>
-        <w:rPr>
-          <w:rFonts w:ascii="Times New Roman" w:hAnsi="Times New Roman"/>
-          <w:i/>
-          <w:sz w:val="28"/>
-          <w:szCs w:val="28"/>
-          <w:lang w:val="en-US"/>
-        </w:rPr>
-        <w:t xml:space="preserve"> </w:t>
-      </w:r>
-      <w:r>
-        <w:rPr>
-          <w:rFonts w:ascii="Times New Roman" w:hAnsi="Times New Roman"/>
-          <w:i/>
-          <w:sz w:val="28"/>
-          <w:szCs w:val="28"/>
-        </w:rPr>
-        <w:t>кнопку</w:t>
-      </w:r>
-      <w:r>
-        <w:rPr>
-          <w:rFonts w:ascii="Times New Roman" w:hAnsi="Times New Roman"/>
-          <w:i/>
-          <w:sz w:val="28"/>
-          <w:szCs w:val="28"/>
-          <w:lang w:val="en-US"/>
-        </w:rPr>
-        <w:t xml:space="preserve"> </w:t>
-      </w:r>
-      <w:r>
-        <w:rPr>
-          <w:rFonts w:ascii="Times New Roman" w:hAnsi="Times New Roman"/>
-          <w:i/>
-          <w:sz w:val="28"/>
-          <w:szCs w:val="28"/>
-          <w:lang w:val="en-US"/>
-        </w:rPr>
-        <w:t>Generate</w:t>
-      </w:r>
-      <w:r>
-        <w:rPr>
-          <w:rFonts w:ascii="Times New Roman" w:hAnsi="Times New Roman"/>
-          <w:i/>
-          <w:sz w:val="28"/>
-          <w:szCs w:val="28"/>
-          <w:lang w:val="en-US"/>
-        </w:rPr>
-        <w:t xml:space="preserve"> </w:t>
-      </w:r>
-      <w:r>
-        <w:rPr>
-          <w:rFonts w:ascii="Times New Roman" w:hAnsi="Times New Roman"/>
-          <w:i/>
-          <w:sz w:val="28"/>
-          <w:szCs w:val="28"/>
-          <w:lang w:val="en-US"/>
-        </w:rPr>
-        <w:t>Lightning</w:t>
-      </w:r>
-      <w:r>
-        <w:rPr>
-          <w:rFonts w:ascii="Times New Roman" w:hAnsi="Times New Roman"/>
-          <w:i/>
-          <w:sz w:val="28"/>
-          <w:szCs w:val="28"/>
-          <w:lang w:val="en-US"/>
         </w:rPr>
         <w:t>.</w:t>
       </w:r>
@@ -2716,7 +2110,6 @@
           <w:sz w:val="28"/>
           <w:szCs w:val="28"/>
           <w:u w:val="single"/>
-          <w:lang w:val="en-US"/>
         </w:rPr>
       </w:pPr>
       <w:r>
@@ -2729,6 +2122,7 @@
         </w:rPr>
         <w:t>в)</w:t>
       </w:r>
+      <w:proofErr w:type="spellStart"/>
       <w:r>
         <w:rPr>
           <w:rFonts w:ascii="Times New Roman" w:hAnsi="Times New Roman" w:cs="Times New Roman"/>
@@ -2736,62 +2130,10 @@
           <w:sz w:val="28"/>
           <w:szCs w:val="28"/>
           <w:u w:val="single"/>
-          <w:lang w:val="en-US"/>
-        </w:rPr>
-        <w:t xml:space="preserve"> </w:t>
-      </w:r>
-      <w:r>
-        <w:rPr>
-          <w:rFonts w:ascii="Times New Roman" w:hAnsi="Times New Roman" w:cs="Times New Roman"/>
-          <w:b/>
-          <w:sz w:val="28"/>
-          <w:szCs w:val="28"/>
-          <w:u w:val="single"/>
-        </w:rPr>
-        <w:t>Добавление</w:t>
-      </w:r>
-      <w:r>
-        <w:rPr>
-          <w:rFonts w:ascii="Times New Roman" w:hAnsi="Times New Roman" w:cs="Times New Roman"/>
-          <w:b/>
-          <w:sz w:val="28"/>
-          <w:szCs w:val="28"/>
-          <w:u w:val="single"/>
-          <w:lang w:val="en-US"/>
-        </w:rPr>
-        <w:t xml:space="preserve"> </w:t>
-      </w:r>
-      <w:r>
-        <w:rPr>
-          <w:rFonts w:ascii="Times New Roman" w:hAnsi="Times New Roman" w:cs="Times New Roman"/>
-          <w:b/>
-          <w:sz w:val="28"/>
-          <w:szCs w:val="28"/>
-          <w:u w:val="single"/>
-        </w:rPr>
-        <w:t>счетчика</w:t>
-      </w:r>
-      <w:r>
-        <w:rPr>
-          <w:rFonts w:ascii="Times New Roman" w:hAnsi="Times New Roman" w:cs="Times New Roman"/>
-          <w:b/>
-          <w:sz w:val="28"/>
-          <w:szCs w:val="28"/>
-          <w:u w:val="single"/>
-          <w:lang w:val="en-US"/>
-        </w:rPr>
-        <w:t xml:space="preserve"> </w:t>
-      </w:r>
-      <w:r>
-        <w:rPr>
-          <w:rFonts w:ascii="Times New Roman" w:hAnsi="Times New Roman" w:cs="Times New Roman"/>
-          <w:b/>
-          <w:sz w:val="28"/>
-          <w:szCs w:val="28"/>
-          <w:u w:val="single"/>
-        </w:rPr>
-        <w:t>очков</w:t>
-      </w:r>
+        </w:rPr>
+        <w:t>Добавлениесчетчикаочков</w:t>
+      </w:r>
+      <w:proofErr w:type="spellEnd"/>
     </w:p>
     <w:p>
       <w:pPr>
@@ -2819,24 +2161,7 @@
           <w:szCs w:val="28"/>
           <w:lang w:val="en-US"/>
         </w:rPr>
-        <w:t>D</w:t>
-      </w:r>
-      <w:r>
-        <w:rPr>
-          <w:rFonts w:ascii="Times New Roman" w:hAnsi="Times New Roman"/>
-          <w:sz w:val="28"/>
-          <w:szCs w:val="28"/>
-        </w:rPr>
-        <w:t xml:space="preserve"> </w:t>
-      </w:r>
-      <w:r>
-        <w:rPr>
-          <w:rFonts w:ascii="Times New Roman" w:hAnsi="Times New Roman"/>
-          <w:sz w:val="28"/>
-          <w:szCs w:val="28"/>
-          <w:lang w:val="en-US"/>
-        </w:rPr>
-        <w:t>Text</w:t>
+        <w:t>DText</w:t>
       </w:r>
       <w:r>
         <w:rPr>
@@ -2853,24 +2178,7 @@
           <w:szCs w:val="28"/>
           <w:lang w:val="en-US"/>
         </w:rPr>
-        <w:t>D</w:t>
-      </w:r>
-      <w:r>
-        <w:rPr>
-          <w:rFonts w:ascii="Times New Roman" w:hAnsi="Times New Roman"/>
-          <w:sz w:val="28"/>
-          <w:szCs w:val="28"/>
-        </w:rPr>
-        <w:t xml:space="preserve"> </w:t>
-      </w:r>
-      <w:r>
-        <w:rPr>
-          <w:rFonts w:ascii="Times New Roman" w:hAnsi="Times New Roman"/>
-          <w:sz w:val="28"/>
-          <w:szCs w:val="28"/>
-          <w:lang w:val="en-US"/>
-        </w:rPr>
-        <w:t>Object</w:t>
+        <w:t>DObject</w:t>
       </w:r>
       <w:r>
         <w:rPr>
@@ -2917,6 +2225,25 @@
           <w:szCs w:val="28"/>
           <w:lang w:val="en-US"/>
         </w:rPr>
+        <w:t>TextMeshtm</w:t>
+      </w:r>
+      <w:proofErr w:type="spellEnd"/>
+      <w:r>
+        <w:rPr>
+          <w:rFonts w:ascii="Courier New" w:hAnsi="Courier New" w:cs="Courier New"/>
+          <w:sz w:val="28"/>
+          <w:szCs w:val="28"/>
+        </w:rPr>
+        <w:t xml:space="preserve"> = (</w:t>
+      </w:r>
+      <w:proofErr w:type="spellStart"/>
+      <w:r>
+        <w:rPr>
+          <w:rFonts w:ascii="Courier New" w:hAnsi="Courier New" w:cs="Courier New"/>
+          <w:sz w:val="28"/>
+          <w:szCs w:val="28"/>
+          <w:lang w:val="en-US"/>
+        </w:rPr>
         <w:t>TextMesh</w:t>
       </w:r>
       <w:proofErr w:type="spellEnd"/>
@@ -2926,8 +2253,9 @@
           <w:sz w:val="28"/>
           <w:szCs w:val="28"/>
         </w:rPr>
-        <w:t xml:space="preserve"> </w:t>
-      </w:r>
+        <w:t>)</w:t>
+      </w:r>
+      <w:proofErr w:type="spellStart"/>
       <w:r>
         <w:rPr>
           <w:rFonts w:ascii="Courier New" w:hAnsi="Courier New" w:cs="Courier New"/>
@@ -2935,17 +2263,17 @@
           <w:szCs w:val="28"/>
           <w:lang w:val="en-US"/>
         </w:rPr>
-        <w:t>tm</w:t>
-      </w:r>
+        <w:t>GameObject</w:t>
+      </w:r>
+      <w:proofErr w:type="spellEnd"/>
       <w:r>
         <w:rPr>
           <w:rFonts w:ascii="Courier New" w:hAnsi="Courier New" w:cs="Courier New"/>
           <w:sz w:val="28"/>
           <w:szCs w:val="28"/>
         </w:rPr>
-        <w:t xml:space="preserve"> = (</w:t>
-      </w:r>
-      <w:proofErr w:type="spellStart"/>
+        <w:t>.</w:t>
+      </w:r>
       <w:r>
         <w:rPr>
           <w:rFonts w:ascii="Courier New" w:hAnsi="Courier New" w:cs="Courier New"/>
@@ -2953,47 +2281,8 @@
           <w:szCs w:val="28"/>
           <w:lang w:val="en-US"/>
         </w:rPr>
-        <w:t>TextMesh</w:t>
-      </w:r>
-      <w:proofErr w:type="spellEnd"/>
-      <w:proofErr w:type="gramStart"/>
-      <w:r>
-        <w:rPr>
-          <w:rFonts w:ascii="Courier New" w:hAnsi="Courier New" w:cs="Courier New"/>
-          <w:sz w:val="28"/>
-          <w:szCs w:val="28"/>
-        </w:rPr>
-        <w:t>)</w:t>
-      </w:r>
-      <w:proofErr w:type="spellStart"/>
-      <w:r>
-        <w:rPr>
-          <w:rFonts w:ascii="Courier New" w:hAnsi="Courier New" w:cs="Courier New"/>
-          <w:sz w:val="28"/>
-          <w:szCs w:val="28"/>
-          <w:lang w:val="en-US"/>
-        </w:rPr>
-        <w:t>GameObject</w:t>
-      </w:r>
-      <w:proofErr w:type="spellEnd"/>
-      <w:r>
-        <w:rPr>
-          <w:rFonts w:ascii="Courier New" w:hAnsi="Courier New" w:cs="Courier New"/>
-          <w:sz w:val="28"/>
-          <w:szCs w:val="28"/>
-        </w:rPr>
-        <w:t>.</w:t>
-      </w:r>
-      <w:r>
-        <w:rPr>
-          <w:rFonts w:ascii="Courier New" w:hAnsi="Courier New" w:cs="Courier New"/>
-          <w:sz w:val="28"/>
-          <w:szCs w:val="28"/>
-          <w:lang w:val="en-US"/>
-        </w:rPr>
         <w:t>Find</w:t>
       </w:r>
-      <w:proofErr w:type="gramEnd"/>
       <w:r>
         <w:rPr>
           <w:rFonts w:ascii="Courier New" w:hAnsi="Courier New" w:cs="Courier New"/>
@@ -3223,7 +2512,7 @@
                     </pic:cNvPicPr>
                   </pic:nvPicPr>
                   <pic:blipFill>
-                    <a:blip r:embed="rId4"/>
+                    <a:blip r:embed="rId4" cstate="print"/>
                     <a:srcRect/>
                     <a:stretch>
                       <a:fillRect/>
@@ -3313,7 +2602,7 @@
           <w:sz w:val="40"/>
           <w:szCs w:val="40"/>
         </w:rPr>
-        <w:t xml:space="preserve">Игра </w:t>
+        <w:t>Игра «</w:t>
       </w:r>
       <w:r>
         <w:rPr>
@@ -3322,8 +2611,9 @@
           <w:color w:val="FF0000"/>
           <w:sz w:val="40"/>
           <w:szCs w:val="40"/>
-        </w:rPr>
-        <w:t>«</w:t>
+          <w:lang w:val="en-US"/>
+        </w:rPr>
+        <w:t>C</w:t>
       </w:r>
       <w:r>
         <w:rPr>
@@ -3332,6 +2622,72 @@
           <w:color w:val="FF0000"/>
           <w:sz w:val="40"/>
           <w:szCs w:val="40"/>
+        </w:rPr>
+        <w:t>#: Путешествие программиста»</w:t>
+      </w:r>
+    </w:p>
+    <w:p>
+      <w:pPr>
+        <w:spacing w:after="0" w:line="240" w:lineRule="auto"/>
+        <w:ind w:firstLine="709"/>
+        <w:jc w:val="both"/>
+        <w:rPr>
+          <w:rFonts w:ascii="Times New Roman" w:hAnsi="Times New Roman"/>
+          <w:sz w:val="36"/>
+          <w:szCs w:val="36"/>
+        </w:rPr>
+      </w:pPr>
+      <w:r>
+        <w:rPr>
+          <w:rFonts w:ascii="Times New Roman" w:hAnsi="Times New Roman"/>
+          <w:sz w:val="36"/>
+          <w:szCs w:val="36"/>
+        </w:rPr>
+        <w:t xml:space="preserve">Изучив файл на сайте </w:t>
+      </w:r>
+      <w:r>
+        <w:rPr>
+          <w:rFonts w:ascii="Times New Roman" w:hAnsi="Times New Roman"/>
+          <w:b/>
+          <w:sz w:val="36"/>
+          <w:szCs w:val="36"/>
+        </w:rPr>
+        <w:t>Описание игры</w:t>
+      </w:r>
+      <w:r>
+        <w:rPr>
+          <w:rFonts w:ascii="Times New Roman" w:hAnsi="Times New Roman"/>
+          <w:b/>
+          <w:sz w:val="36"/>
+          <w:szCs w:val="36"/>
+        </w:rPr>
+        <w:t>.</w:t>
+      </w:r>
+      <w:proofErr w:type="spellStart"/>
+      <w:r>
+        <w:rPr>
+          <w:rFonts w:ascii="Times New Roman" w:hAnsi="Times New Roman"/>
+          <w:b/>
+          <w:sz w:val="36"/>
+          <w:szCs w:val="36"/>
+          <w:lang w:val="en-US"/>
+        </w:rPr>
+        <w:t>pptx</w:t>
+      </w:r>
+      <w:proofErr w:type="spellEnd"/>
+      <w:r>
+        <w:rPr>
+          <w:rFonts w:ascii="Times New Roman" w:hAnsi="Times New Roman"/>
+          <w:sz w:val="36"/>
+          <w:szCs w:val="36"/>
+        </w:rPr>
+        <w:t xml:space="preserve"> пройдите игру «</w:t>
+      </w:r>
+      <w:r>
+        <w:rPr>
+          <w:rFonts w:ascii="Times New Roman" w:hAnsi="Times New Roman"/>
+          <w:sz w:val="36"/>
+          <w:szCs w:val="36"/>
           <w:lang w:val="en-US"/>
         </w:rPr>
         <w:t>C</w:t>
@@ -3339,12 +2695,128 @@
       <w:r>
         <w:rPr>
           <w:rFonts w:ascii="Times New Roman" w:hAnsi="Times New Roman"/>
-          <w:b/>
-          <w:color w:val="FF0000"/>
-          <w:sz w:val="40"/>
-          <w:szCs w:val="40"/>
-        </w:rPr>
-        <w:t>#: Путешествие программиста»</w:t>
+          <w:sz w:val="36"/>
+          <w:szCs w:val="36"/>
+        </w:rPr>
+        <w:t xml:space="preserve">#: Путешествие программиста», посвящённую основам программирования на C#. Игра реализована на языке </w:t>
+      </w:r>
+      <w:proofErr w:type="spellStart"/>
+      <w:r>
+        <w:rPr>
+          <w:rFonts w:ascii="Times New Roman" w:hAnsi="Times New Roman"/>
+          <w:sz w:val="36"/>
+          <w:szCs w:val="36"/>
+        </w:rPr>
+        <w:t>Python</w:t>
+      </w:r>
+      <w:proofErr w:type="spellEnd"/>
+      <w:r>
+        <w:rPr>
+          <w:rFonts w:ascii="Times New Roman" w:hAnsi="Times New Roman"/>
+          <w:sz w:val="36"/>
+          <w:szCs w:val="36"/>
+        </w:rPr>
+        <w:t>, но включает в себя компоненты на C++ (в виде DLL</w:t>
+      </w:r>
+      <w:r>
+        <w:rPr>
+          <w:rFonts w:ascii="Times New Roman" w:hAnsi="Times New Roman"/>
+          <w:sz w:val="36"/>
+          <w:szCs w:val="36"/>
+        </w:rPr>
+        <w:t>-</w:t>
+      </w:r>
+      <w:r>
+        <w:rPr>
+          <w:rFonts w:ascii="Times New Roman" w:hAnsi="Times New Roman"/>
+          <w:sz w:val="36"/>
+          <w:szCs w:val="36"/>
+        </w:rPr>
+        <w:t>библиотеки) и взаимодействует с модулем на С# (</w:t>
+      </w:r>
+      <w:proofErr w:type="spellStart"/>
+      <w:r>
+        <w:rPr>
+          <w:rFonts w:ascii="Times New Roman" w:hAnsi="Times New Roman"/>
+          <w:sz w:val="36"/>
+          <w:szCs w:val="36"/>
+        </w:rPr>
+        <w:t>Unity</w:t>
+      </w:r>
+      <w:proofErr w:type="spellEnd"/>
+      <w:r>
+        <w:rPr>
+          <w:rFonts w:ascii="Times New Roman" w:hAnsi="Times New Roman"/>
+          <w:sz w:val="36"/>
+          <w:szCs w:val="36"/>
+        </w:rPr>
+        <w:t>). Цель задания – не просто выполнить игровые задачи, но и проанализировать, как различные программные компоненты взаимодействуют между собой в рамках единой системы. Обратите внимание на то, как вызовы из Python</w:t>
+      </w:r>
+      <w:r>
+        <w:rPr>
+          <w:rFonts w:ascii="Times New Roman" w:hAnsi="Times New Roman"/>
+          <w:sz w:val="36"/>
+          <w:szCs w:val="36"/>
+        </w:rPr>
+        <w:t>-</w:t>
+      </w:r>
+      <w:r>
+        <w:rPr>
+          <w:rFonts w:ascii="Times New Roman" w:hAnsi="Times New Roman"/>
+          <w:sz w:val="36"/>
+          <w:szCs w:val="36"/>
+        </w:rPr>
+        <w:t xml:space="preserve">кода передаются в </w:t>
+      </w:r>
+      <w:proofErr w:type="spellStart"/>
+      <w:r>
+        <w:rPr>
+          <w:rFonts w:ascii="Times New Roman" w:hAnsi="Times New Roman"/>
+          <w:sz w:val="36"/>
+          <w:szCs w:val="36"/>
+        </w:rPr>
+        <w:t>C#</w:t>
+      </w:r>
+      <w:r>
+        <w:rPr>
+          <w:rFonts w:ascii="Times New Roman" w:hAnsi="Times New Roman"/>
+          <w:sz w:val="36"/>
+          <w:szCs w:val="36"/>
+        </w:rPr>
+        <w:t>-</w:t>
+      </w:r>
+      <w:r>
+        <w:rPr>
+          <w:rFonts w:ascii="Times New Roman" w:hAnsi="Times New Roman"/>
+          <w:sz w:val="36"/>
+          <w:szCs w:val="36"/>
+        </w:rPr>
+        <w:t>библиотеку</w:t>
+      </w:r>
+      <w:proofErr w:type="spellEnd"/>
+      <w:r>
+        <w:rPr>
+          <w:rFonts w:ascii="Times New Roman" w:hAnsi="Times New Roman"/>
+          <w:sz w:val="36"/>
+          <w:szCs w:val="36"/>
+        </w:rPr>
+        <w:t>, а результаты этих вызовов влияют на поведение элементов в Unity</w:t>
+      </w:r>
+      <w:r>
+        <w:rPr>
+          <w:rFonts w:ascii="Times New Roman" w:hAnsi="Times New Roman"/>
+          <w:sz w:val="36"/>
+          <w:szCs w:val="36"/>
+        </w:rPr>
+        <w:t>-</w:t>
+      </w:r>
+      <w:r>
+        <w:rPr>
+          <w:rFonts w:ascii="Times New Roman" w:hAnsi="Times New Roman"/>
+          <w:sz w:val="36"/>
+          <w:szCs w:val="36"/>
+        </w:rPr>
+        <w:t>модуле.</w:t>
       </w:r>
     </w:p>
     <w:p>
@@ -3364,310 +2836,148 @@
           <w:sz w:val="36"/>
           <w:szCs w:val="36"/>
         </w:rPr>
-        <w:t xml:space="preserve">Изучив файл на сайте </w:t>
-      </w:r>
-      <w:r>
-        <w:rPr>
-          <w:rFonts w:ascii="Times New Roman" w:hAnsi="Times New Roman"/>
-          <w:b/>
-          <w:sz w:val="36"/>
-          <w:szCs w:val="36"/>
-        </w:rPr>
-        <w:t>Описание игры</w:t>
-      </w:r>
-      <w:r>
-        <w:rPr>
-          <w:rFonts w:ascii="Times New Roman" w:hAnsi="Times New Roman"/>
-          <w:b/>
-          <w:sz w:val="36"/>
-          <w:szCs w:val="36"/>
-        </w:rPr>
-        <w:t>.</w:t>
-      </w:r>
-      <w:proofErr w:type="spellStart"/>
-      <w:r>
-        <w:rPr>
-          <w:rFonts w:ascii="Times New Roman" w:hAnsi="Times New Roman"/>
-          <w:b/>
-          <w:sz w:val="36"/>
-          <w:szCs w:val="36"/>
-          <w:lang w:val="en-US"/>
-        </w:rPr>
-        <w:t>pptx</w:t>
-      </w:r>
-      <w:proofErr w:type="spellEnd"/>
-      <w:r>
-        <w:rPr>
-          <w:rFonts w:ascii="Times New Roman" w:hAnsi="Times New Roman"/>
-          <w:sz w:val="36"/>
-          <w:szCs w:val="36"/>
-        </w:rPr>
-        <w:t xml:space="preserve"> пройдите игру </w:t>
-      </w:r>
-      <w:r>
-        <w:rPr>
-          <w:rFonts w:ascii="Times New Roman" w:hAnsi="Times New Roman"/>
-          <w:sz w:val="36"/>
-          <w:szCs w:val="36"/>
-        </w:rPr>
-        <w:t>«</w:t>
-      </w:r>
-      <w:r>
-        <w:rPr>
-          <w:rFonts w:ascii="Times New Roman" w:hAnsi="Times New Roman"/>
-          <w:sz w:val="36"/>
-          <w:szCs w:val="36"/>
-          <w:lang w:val="en-US"/>
-        </w:rPr>
-        <w:t>C</w:t>
-      </w:r>
-      <w:r>
-        <w:rPr>
-          <w:rFonts w:ascii="Times New Roman" w:hAnsi="Times New Roman"/>
-          <w:sz w:val="36"/>
-          <w:szCs w:val="36"/>
-        </w:rPr>
-        <w:t>#: Путешествие программиста»</w:t>
-      </w:r>
-      <w:r>
-        <w:rPr>
-          <w:rFonts w:ascii="Times New Roman" w:hAnsi="Times New Roman"/>
-          <w:sz w:val="36"/>
-          <w:szCs w:val="36"/>
-        </w:rPr>
-        <w:t xml:space="preserve">, посвящённую основам программирования на C#. Игра реализована на языке </w:t>
-      </w:r>
-      <w:proofErr w:type="spellStart"/>
-      <w:r>
-        <w:rPr>
-          <w:rFonts w:ascii="Times New Roman" w:hAnsi="Times New Roman"/>
-          <w:sz w:val="36"/>
-          <w:szCs w:val="36"/>
+        <w:t>В игре</w:t>
+      </w:r>
+      <w:r>
+        <w:rPr>
+          <w:rFonts w:ascii="Times New Roman" w:hAnsi="Times New Roman"/>
+          <w:sz w:val="36"/>
+          <w:szCs w:val="36"/>
+        </w:rPr>
+        <w:t xml:space="preserve"> есть теория, одна книжка по </w:t>
+      </w:r>
+      <w:proofErr w:type="spellStart"/>
+      <w:r>
+        <w:rPr>
+          <w:rFonts w:ascii="Times New Roman" w:hAnsi="Times New Roman"/>
+          <w:sz w:val="36"/>
+          <w:szCs w:val="36"/>
+        </w:rPr>
+        <w:t>Unity+C#</w:t>
+      </w:r>
+      <w:proofErr w:type="spellEnd"/>
+      <w:r>
+        <w:rPr>
+          <w:rFonts w:ascii="Times New Roman" w:hAnsi="Times New Roman"/>
+          <w:sz w:val="36"/>
+          <w:szCs w:val="36"/>
+        </w:rPr>
+        <w:t xml:space="preserve">, ссылки на пару пособий по </w:t>
+      </w:r>
+      <w:proofErr w:type="spellStart"/>
+      <w:r>
+        <w:rPr>
+          <w:rFonts w:ascii="Times New Roman" w:hAnsi="Times New Roman"/>
+          <w:sz w:val="36"/>
+          <w:szCs w:val="36"/>
+        </w:rPr>
+        <w:t>Winforms</w:t>
+      </w:r>
+      <w:proofErr w:type="spellEnd"/>
+      <w:r>
+        <w:rPr>
+          <w:rFonts w:ascii="Times New Roman" w:hAnsi="Times New Roman"/>
+          <w:sz w:val="36"/>
+          <w:szCs w:val="36"/>
+        </w:rPr>
+        <w:t xml:space="preserve">, </w:t>
+      </w:r>
+      <w:r>
+        <w:rPr>
+          <w:rFonts w:ascii="Times New Roman" w:hAnsi="Times New Roman"/>
+          <w:sz w:val="36"/>
+          <w:szCs w:val="36"/>
+        </w:rPr>
+        <w:t xml:space="preserve">а также </w:t>
+      </w:r>
+      <w:r>
+        <w:rPr>
+          <w:rFonts w:ascii="Times New Roman" w:hAnsi="Times New Roman"/>
+          <w:sz w:val="36"/>
+          <w:szCs w:val="36"/>
+        </w:rPr>
+        <w:t xml:space="preserve">реализованные мною базовые механики для </w:t>
+      </w:r>
+      <w:proofErr w:type="spellStart"/>
+      <w:r>
+        <w:rPr>
+          <w:rFonts w:ascii="Times New Roman" w:hAnsi="Times New Roman"/>
+          <w:sz w:val="36"/>
+          <w:szCs w:val="36"/>
+        </w:rPr>
+        <w:t>Unity</w:t>
+      </w:r>
+      <w:proofErr w:type="spellEnd"/>
+      <w:r>
+        <w:rPr>
+          <w:rFonts w:ascii="Times New Roman" w:hAnsi="Times New Roman"/>
+          <w:sz w:val="36"/>
+          <w:szCs w:val="36"/>
+        </w:rPr>
+        <w:t>, которые могут помочь при выполнении проекта №4.</w:t>
+      </w:r>
+    </w:p>
+    <w:p>
+      <w:pPr>
+        <w:spacing w:after="0" w:line="240" w:lineRule="auto"/>
+        <w:ind w:firstLine="709"/>
+        <w:jc w:val="both"/>
+        <w:rPr>
+          <w:rFonts w:ascii="Times New Roman" w:hAnsi="Times New Roman"/>
+          <w:sz w:val="36"/>
+          <w:szCs w:val="36"/>
+          <w:lang w:val="en-US"/>
+        </w:rPr>
+      </w:pPr>
+      <w:r>
+        <w:rPr>
+          <w:rFonts w:ascii="Times New Roman" w:hAnsi="Times New Roman"/>
+          <w:sz w:val="36"/>
+          <w:szCs w:val="36"/>
+        </w:rPr>
+        <w:t xml:space="preserve">Кроме того, в игру встроен </w:t>
+      </w:r>
+      <w:r>
+        <w:rPr>
+          <w:rFonts w:ascii="Times New Roman" w:hAnsi="Times New Roman"/>
+          <w:sz w:val="36"/>
+          <w:szCs w:val="36"/>
+        </w:rPr>
+        <w:t xml:space="preserve">тестовый драйвер, в котором вы можете тренироваться решать консольные задачи по языку C#. </w:t>
+      </w:r>
+      <w:r>
+        <w:rPr>
+          <w:rFonts w:ascii="Times New Roman" w:hAnsi="Times New Roman"/>
+          <w:sz w:val="36"/>
+          <w:szCs w:val="36"/>
+        </w:rPr>
+        <w:t>Также на сайте он представлен</w:t>
+      </w:r>
+      <w:r>
+        <w:rPr>
+          <w:rFonts w:ascii="Times New Roman" w:hAnsi="Times New Roman"/>
+          <w:sz w:val="36"/>
+          <w:szCs w:val="36"/>
+        </w:rPr>
+        <w:t xml:space="preserve"> отдельно с исходным кодом</w:t>
+      </w:r>
+      <w:r>
+        <w:rPr>
+          <w:rFonts w:ascii="Times New Roman" w:hAnsi="Times New Roman"/>
+          <w:sz w:val="36"/>
+          <w:szCs w:val="36"/>
+        </w:rPr>
+        <w:t xml:space="preserve"> на </w:t>
+      </w:r>
+      <w:r>
+        <w:rPr>
+          <w:rFonts w:ascii="Times New Roman" w:hAnsi="Times New Roman"/>
+          <w:sz w:val="36"/>
+          <w:szCs w:val="36"/>
+          <w:lang w:val="en-US"/>
         </w:rPr>
         <w:t>Python</w:t>
       </w:r>
-      <w:proofErr w:type="spellEnd"/>
-      <w:r>
-        <w:rPr>
-          <w:rFonts w:ascii="Times New Roman" w:hAnsi="Times New Roman"/>
-          <w:sz w:val="36"/>
-          <w:szCs w:val="36"/>
-        </w:rPr>
-        <w:t>, но включает в себя компоненты на C++ (в виде DLL‑библиотеки) и взаимодействует с модулем на С# (</w:t>
-      </w:r>
-      <w:proofErr w:type="spellStart"/>
-      <w:r>
-        <w:rPr>
-          <w:rFonts w:ascii="Times New Roman" w:hAnsi="Times New Roman"/>
-          <w:sz w:val="36"/>
-          <w:szCs w:val="36"/>
-        </w:rPr>
-        <w:t>Unity</w:t>
-      </w:r>
-      <w:proofErr w:type="spellEnd"/>
-      <w:r>
-        <w:rPr>
-          <w:rFonts w:ascii="Times New Roman" w:hAnsi="Times New Roman"/>
-          <w:sz w:val="36"/>
-          <w:szCs w:val="36"/>
-        </w:rPr>
-        <w:t xml:space="preserve">). Цель задания – не просто выполнить игровые задачи, но и проанализировать, как различные программные компоненты взаимодействуют между собой в рамках единой системы. Обратите внимание на то, как вызовы из </w:t>
-      </w:r>
-      <w:proofErr w:type="spellStart"/>
-      <w:r>
-        <w:rPr>
-          <w:rFonts w:ascii="Times New Roman" w:hAnsi="Times New Roman"/>
-          <w:sz w:val="36"/>
-          <w:szCs w:val="36"/>
-        </w:rPr>
-        <w:t>Python</w:t>
-      </w:r>
-      <w:proofErr w:type="spellEnd"/>
-      <w:r>
-        <w:rPr>
-          <w:rFonts w:ascii="Times New Roman" w:hAnsi="Times New Roman"/>
-          <w:sz w:val="36"/>
-          <w:szCs w:val="36"/>
-        </w:rPr>
-        <w:t xml:space="preserve">‑кода передаются в C#‑библиотеку, а результаты этих вызовов влияют на поведение элементов в </w:t>
-      </w:r>
-      <w:proofErr w:type="spellStart"/>
-      <w:r>
-        <w:rPr>
-          <w:rFonts w:ascii="Times New Roman" w:hAnsi="Times New Roman"/>
-          <w:sz w:val="36"/>
-          <w:szCs w:val="36"/>
-        </w:rPr>
-        <w:t>Unity</w:t>
-      </w:r>
-      <w:proofErr w:type="spellEnd"/>
-      <w:r>
-        <w:rPr>
-          <w:rFonts w:ascii="Times New Roman" w:hAnsi="Times New Roman"/>
-          <w:sz w:val="36"/>
-          <w:szCs w:val="36"/>
-        </w:rPr>
-        <w:t>‑модуле.</w:t>
-      </w:r>
-    </w:p>
-    <w:p>
-      <w:pPr>
-        <w:spacing w:after="0" w:line="240" w:lineRule="auto"/>
-        <w:ind w:firstLine="709"/>
-        <w:jc w:val="both"/>
-        <w:rPr>
-          <w:rFonts w:ascii="Times New Roman" w:hAnsi="Times New Roman"/>
-          <w:sz w:val="36"/>
-          <w:szCs w:val="36"/>
-        </w:rPr>
-      </w:pPr>
-      <w:r>
-        <w:rPr>
-          <w:rFonts w:ascii="Times New Roman" w:hAnsi="Times New Roman"/>
-          <w:sz w:val="36"/>
-          <w:szCs w:val="36"/>
-        </w:rPr>
-        <w:t>В игре</w:t>
-      </w:r>
-      <w:r>
-        <w:rPr>
-          <w:rFonts w:ascii="Times New Roman" w:hAnsi="Times New Roman"/>
-          <w:sz w:val="36"/>
-          <w:szCs w:val="36"/>
-        </w:rPr>
-        <w:t xml:space="preserve"> есть теория, одна книжка по </w:t>
-      </w:r>
-      <w:proofErr w:type="spellStart"/>
-      <w:r>
-        <w:rPr>
-          <w:rFonts w:ascii="Times New Roman" w:hAnsi="Times New Roman"/>
-          <w:sz w:val="36"/>
-          <w:szCs w:val="36"/>
-        </w:rPr>
-        <w:t>Unity+C</w:t>
-      </w:r>
-      <w:proofErr w:type="spellEnd"/>
-      <w:r>
-        <w:rPr>
-          <w:rFonts w:ascii="Times New Roman" w:hAnsi="Times New Roman"/>
-          <w:sz w:val="36"/>
-          <w:szCs w:val="36"/>
-        </w:rPr>
-        <w:t xml:space="preserve">#, ссылки на пару пособий по </w:t>
-      </w:r>
-      <w:proofErr w:type="spellStart"/>
-      <w:r>
-        <w:rPr>
-          <w:rFonts w:ascii="Times New Roman" w:hAnsi="Times New Roman"/>
-          <w:sz w:val="36"/>
-          <w:szCs w:val="36"/>
-        </w:rPr>
-        <w:t>Winforms</w:t>
-      </w:r>
-      <w:proofErr w:type="spellEnd"/>
-      <w:r>
-        <w:rPr>
-          <w:rFonts w:ascii="Times New Roman" w:hAnsi="Times New Roman"/>
-          <w:sz w:val="36"/>
-          <w:szCs w:val="36"/>
-        </w:rPr>
-        <w:t xml:space="preserve">, </w:t>
-      </w:r>
-      <w:r>
-        <w:rPr>
-          <w:rFonts w:ascii="Times New Roman" w:hAnsi="Times New Roman"/>
-          <w:sz w:val="36"/>
-          <w:szCs w:val="36"/>
-        </w:rPr>
-        <w:t xml:space="preserve">а также </w:t>
-      </w:r>
-      <w:r>
-        <w:rPr>
-          <w:rFonts w:ascii="Times New Roman" w:hAnsi="Times New Roman"/>
-          <w:sz w:val="36"/>
-          <w:szCs w:val="36"/>
-        </w:rPr>
-        <w:t xml:space="preserve">реализованные мною базовые механики для </w:t>
-      </w:r>
-      <w:proofErr w:type="spellStart"/>
-      <w:r>
-        <w:rPr>
-          <w:rFonts w:ascii="Times New Roman" w:hAnsi="Times New Roman"/>
-          <w:sz w:val="36"/>
-          <w:szCs w:val="36"/>
-        </w:rPr>
-        <w:t>Unity</w:t>
-      </w:r>
-      <w:proofErr w:type="spellEnd"/>
-      <w:r>
-        <w:rPr>
-          <w:rFonts w:ascii="Times New Roman" w:hAnsi="Times New Roman"/>
-          <w:sz w:val="36"/>
-          <w:szCs w:val="36"/>
-        </w:rPr>
-        <w:t>, которые могут помочь при выполнении проекта №4.</w:t>
-      </w:r>
-    </w:p>
-    <w:p>
-      <w:pPr>
-        <w:spacing w:after="0" w:line="240" w:lineRule="auto"/>
-        <w:ind w:firstLine="709"/>
-        <w:jc w:val="both"/>
-        <w:rPr>
-          <w:rFonts w:ascii="Times New Roman" w:hAnsi="Times New Roman"/>
-          <w:sz w:val="36"/>
-          <w:szCs w:val="36"/>
-        </w:rPr>
-      </w:pPr>
-      <w:r>
-        <w:rPr>
-          <w:rFonts w:ascii="Times New Roman" w:hAnsi="Times New Roman"/>
-          <w:sz w:val="36"/>
-          <w:szCs w:val="36"/>
-        </w:rPr>
-        <w:t xml:space="preserve">Кроме того, в игру встроен </w:t>
-      </w:r>
-      <w:r>
-        <w:rPr>
-          <w:rFonts w:ascii="Times New Roman" w:hAnsi="Times New Roman"/>
-          <w:sz w:val="36"/>
-          <w:szCs w:val="36"/>
-        </w:rPr>
-        <w:t xml:space="preserve">тестовый драйвер, в котором вы можете тренироваться решать консольные задачи по языку C#. </w:t>
-      </w:r>
-      <w:r>
-        <w:rPr>
-          <w:rFonts w:ascii="Times New Roman" w:hAnsi="Times New Roman"/>
-          <w:sz w:val="36"/>
-          <w:szCs w:val="36"/>
-        </w:rPr>
-        <w:t>Также на сайте он представлен</w:t>
-      </w:r>
-      <w:r>
-        <w:rPr>
-          <w:rFonts w:ascii="Times New Roman" w:hAnsi="Times New Roman"/>
-          <w:sz w:val="36"/>
-          <w:szCs w:val="36"/>
-        </w:rPr>
-        <w:t xml:space="preserve"> отдельно с исходным кодом</w:t>
-      </w:r>
-      <w:r>
-        <w:rPr>
-          <w:rFonts w:ascii="Times New Roman" w:hAnsi="Times New Roman"/>
-          <w:sz w:val="36"/>
-          <w:szCs w:val="36"/>
-        </w:rPr>
-        <w:t xml:space="preserve"> на </w:t>
-      </w:r>
-      <w:r>
-        <w:rPr>
-          <w:rFonts w:ascii="Times New Roman" w:hAnsi="Times New Roman"/>
-          <w:sz w:val="36"/>
-          <w:szCs w:val="36"/>
-          <w:lang w:val="en-US"/>
-        </w:rPr>
-        <w:t>Python</w:t>
-      </w:r>
       <w:r>
         <w:rPr>
           <w:rFonts w:ascii="Times New Roman" w:hAnsi="Times New Roman"/>
@@ -3690,25 +3000,7 @@
           <w:sz w:val="36"/>
           <w:szCs w:val="36"/>
         </w:rPr>
-        <w:t xml:space="preserve">ишете код на языке C#, собираете в </w:t>
-      </w:r>
-      <w:proofErr w:type="spellStart"/>
-      <w:r>
-        <w:rPr>
-          <w:rFonts w:ascii="Times New Roman" w:hAnsi="Times New Roman"/>
-          <w:sz w:val="36"/>
-          <w:szCs w:val="36"/>
-        </w:rPr>
-        <w:t>exe</w:t>
-      </w:r>
-      <w:proofErr w:type="spellEnd"/>
-      <w:r>
-        <w:rPr>
-          <w:rFonts w:ascii="Times New Roman" w:hAnsi="Times New Roman"/>
-          <w:sz w:val="36"/>
-          <w:szCs w:val="36"/>
-        </w:rPr>
-        <w:t xml:space="preserve">-файл и передаете </w:t>
+        <w:t xml:space="preserve">ишете код на языке C#, собираете в exe-файл и передаете </w:t>
       </w:r>
       <w:r>
         <w:rPr>
@@ -3733,6 +3025,35 @@
           <w:szCs w:val="36"/>
         </w:rPr>
         <w:t>задачи в нем составлять.</w:t>
+      </w:r>
+    </w:p>
+    <w:p>
+      <w:pPr>
+        <w:pBdr>
+          <w:top w:val="single" w:sz="4" w:space="1" w:color="auto"/>
+          <w:left w:val="single" w:sz="4" w:space="4" w:color="auto"/>
+          <w:bottom w:val="single" w:sz="4" w:space="1" w:color="auto"/>
+          <w:right w:val="single" w:sz="4" w:space="4" w:color="auto"/>
+        </w:pBdr>
+        <w:spacing w:after="0" w:line="240" w:lineRule="auto"/>
+        <w:jc w:val="center"/>
+        <w:rPr>
+          <w:rFonts w:ascii="Times New Roman" w:hAnsi="Times New Roman"/>
+          <w:i/>
+          <w:color w:val="C00000"/>
+          <w:sz w:val="48"/>
+          <w:szCs w:val="48"/>
+        </w:rPr>
+      </w:pPr>
+      <w:r>
+        <w:rPr>
+          <w:rFonts w:ascii="Times New Roman" w:hAnsi="Times New Roman"/>
+          <w:i/>
+          <w:color w:val="C00000"/>
+          <w:sz w:val="48"/>
+          <w:szCs w:val="48"/>
+        </w:rPr>
+        <w:t>За прохождение игры нужно получить сертификат и после пройти опрос с последнего слайда презентации.</w:t>
       </w:r>
     </w:p>
     <w:p/>
@@ -3747,7 +3068,7 @@
 </file>
 
 <file path=word/styles.xml><?xml version="1.0" encoding="utf-8"?>
-<w:styles xmlns:mc="http://schemas.openxmlformats.org/markup-compatibility/2006" xmlns:r="http://schemas.openxmlformats.org/officeDocument/2006/relationships" xmlns:w="http://schemas.openxmlformats.org/wordprocessingml/2006/main" xmlns:w14="http://schemas.microsoft.com/office/word/2010/wordml" xmlns:w15="http://schemas.microsoft.com/office/word/2012/wordml" mc:Ignorable="w14 w15">
+<w:styles xmlns:r="http://schemas.openxmlformats.org/officeDocument/2006/relationships" xmlns:w="http://schemas.openxmlformats.org/wordprocessingml/2006/main">
   <w:docDefaults>
     <w:rPrDefault>
       <w:rPr>
@@ -3765,378 +3086,144 @@
       </w:pPr>
     </w:pPrDefault>
   </w:docDefaults>
-  <w:latentStyles w:defLockedState="0" w:defUIPriority="99" w:defSemiHidden="0" w:defUnhideWhenUsed="0" w:defQFormat="0" w:count="371">
-    <w:lsdException w:name="Normal" w:uiPriority="0" w:qFormat="1"/>
-    <w:lsdException w:name="heading 1" w:uiPriority="9" w:qFormat="1"/>
-    <w:lsdException w:name="heading 2" w:semiHidden="1" w:uiPriority="9" w:unhideWhenUsed="1" w:qFormat="1"/>
-    <w:lsdException w:name="heading 3" w:semiHidden="1" w:uiPriority="9" w:unhideWhenUsed="1" w:qFormat="1"/>
-    <w:lsdException w:name="heading 4" w:semiHidden="1" w:uiPriority="9" w:unhideWhenUsed="1" w:qFormat="1"/>
-    <w:lsdException w:name="heading 5" w:semiHidden="1" w:uiPriority="9" w:unhideWhenUsed="1" w:qFormat="1"/>
-    <w:lsdException w:name="heading 6" w:semiHidden="1" w:uiPriority="9" w:unhideWhenUsed="1" w:qFormat="1"/>
-    <w:lsdException w:name="heading 7" w:semiHidden="1" w:uiPriority="9" w:unhideWhenUsed="1" w:qFormat="1"/>
-    <w:lsdException w:name="heading 8" w:semiHidden="1" w:uiPriority="9" w:unhideWhenUsed="1" w:qFormat="1"/>
-    <w:lsdException w:name="heading 9" w:semiHidden="1" w:uiPriority="9" w:unhideWhenUsed="1" w:qFormat="1"/>
-    <w:lsdException w:name="index 1" w:semiHidden="1" w:unhideWhenUsed="1"/>
-    <w:lsdException w:name="index 2" w:semiHidden="1" w:unhideWhenUsed="1"/>
-    <w:lsdException w:name="index 3" w:semiHidden="1" w:unhideWhenUsed="1"/>
-    <w:lsdException w:name="index 4" w:semiHidden="1" w:unhideWhenUsed="1"/>
-    <w:lsdException w:name="index 5" w:semiHidden="1" w:unhideWhenUsed="1"/>
-    <w:lsdException w:name="index 6" w:semiHidden="1" w:unhideWhenUsed="1"/>
-    <w:lsdException w:name="index 7" w:semiHidden="1" w:unhideWhenUsed="1"/>
-    <w:lsdException w:name="index 8" w:semiHidden="1" w:unhideWhenUsed="1"/>
-    <w:lsdException w:name="index 9" w:semiHidden="1" w:unhideWhenUsed="1"/>
-    <w:lsdException w:name="toc 1" w:semiHidden="1" w:uiPriority="39" w:unhideWhenUsed="1"/>
-    <w:lsdException w:name="toc 2" w:semiHidden="1" w:uiPriority="39" w:unhideWhenUsed="1"/>
-    <w:lsdException w:name="toc 3" w:semiHidden="1" w:uiPriority="39" w:unhideWhenUsed="1"/>
-    <w:lsdException w:name="toc 4" w:semiHidden="1" w:uiPriority="39" w:unhideWhenUsed="1"/>
-    <w:lsdException w:name="toc 5" w:semiHidden="1" w:uiPriority="39" w:unhideWhenUsed="1"/>
-    <w:lsdException w:name="toc 6" w:semiHidden="1" w:uiPriority="39" w:unhideWhenUsed="1"/>
-    <w:lsdException w:name="toc 7" w:semiHidden="1" w:uiPriority="39" w:unhideWhenUsed="1"/>
-    <w:lsdException w:name="toc 8" w:semiHidden="1" w:uiPriority="39" w:unhideWhenUsed="1"/>
-    <w:lsdException w:name="toc 9" w:semiHidden="1" w:uiPriority="39" w:unhideWhenUsed="1"/>
-    <w:lsdException w:name="Normal Indent" w:semiHidden="1" w:unhideWhenUsed="1"/>
-    <w:lsdException w:name="footnote text" w:semiHidden="1" w:unhideWhenUsed="1"/>
-    <w:lsdException w:name="annotation text" w:semiHidden="1" w:unhideWhenUsed="1"/>
-    <w:lsdException w:name="header" w:semiHidden="1" w:unhideWhenUsed="1"/>
-    <w:lsdException w:name="footer" w:semiHidden="1" w:unhideWhenUsed="1"/>
-    <w:lsdException w:name="index heading" w:semiHidden="1" w:unhideWhenUsed="1"/>
-    <w:lsdException w:name="caption" w:semiHidden="1" w:uiPriority="35" w:unhideWhenUsed="1" w:qFormat="1"/>
-    <w:lsdException w:name="table of figures" w:semiHidden="1" w:unhideWhenUsed="1"/>
-    <w:lsdException w:name="envelope address" w:semiHidden="1" w:unhideWhenUsed="1"/>
-    <w:lsdException w:name="envelope return" w:semiHidden="1" w:unhideWhenUsed="1"/>
-    <w:lsdException w:name="footnote reference" w:semiHidden="1" w:unhideWhenUsed="1"/>
-    <w:lsdException w:name="annotation reference" w:semiHidden="1" w:unhideWhenUsed="1"/>
-    <w:lsdException w:name="line number" w:semiHidden="1" w:unhideWhenUsed="1"/>
-    <w:lsdException w:name="page number" w:semiHidden="1" w:unhideWhenUsed="1"/>
-    <w:lsdException w:name="endnote reference" w:semiHidden="1" w:unhideWhenUsed="1"/>
-    <w:lsdException w:name="endnote text" w:semiHidden="1" w:unhideWhenUsed="1"/>
-    <w:lsdException w:name="table of authorities" w:semiHidden="1" w:unhideWhenUsed="1"/>
-    <w:lsdException w:name="macro" w:semiHidden="1" w:unhideWhenUsed="1"/>
-    <w:lsdException w:name="toa heading" w:semiHidden="1" w:unhideWhenUsed="1"/>
-    <w:lsdException w:name="List" w:semiHidden="1" w:unhideWhenUsed="1"/>
-    <w:lsdException w:name="List Bullet" w:semiHidden="1" w:unhideWhenUsed="1"/>
-    <w:lsdException w:name="List Number" w:semiHidden="1" w:unhideWhenUsed="1"/>
-    <w:lsdException w:name="List 2" w:semiHidden="1" w:unhideWhenUsed="1"/>
-    <w:lsdException w:name="List 3" w:semiHidden="1" w:unhideWhenUsed="1"/>
-    <w:lsdException w:name="List 4" w:semiHidden="1" w:unhideWhenUsed="1"/>
-    <w:lsdException w:name="List 5" w:semiHidden="1" w:unhideWhenUsed="1"/>
-    <w:lsdException w:name="List Bullet 2" w:semiHidden="1" w:unhideWhenUsed="1"/>
-    <w:lsdException w:name="List Bullet 3" w:semiHidden="1" w:unhideWhenUsed="1"/>
-    <w:lsdException w:name="List Bullet 4" w:semiHidden="1" w:unhideWhenUsed="1"/>
-    <w:lsdException w:name="List Bullet 5" w:semiHidden="1" w:unhideWhenUsed="1"/>
-    <w:lsdException w:name="List Number 2" w:semiHidden="1" w:unhideWhenUsed="1"/>
-    <w:lsdException w:name="List Number 3" w:semiHidden="1" w:unhideWhenUsed="1"/>
-    <w:lsdException w:name="List Number 4" w:semiHidden="1" w:unhideWhenUsed="1"/>
-    <w:lsdException w:name="List Number 5" w:semiHidden="1" w:unhideWhenUsed="1"/>
-    <w:lsdException w:name="Title" w:uiPriority="10" w:qFormat="1"/>
-    <w:lsdException w:name="Closing" w:semiHidden="1" w:unhideWhenUsed="1"/>
-    <w:lsdException w:name="Signature" w:semiHidden="1" w:unhideWhenUsed="1"/>
-    <w:lsdException w:name="Default Paragraph Font" w:semiHidden="1" w:uiPriority="1" w:unhideWhenUsed="1"/>
-    <w:lsdException w:name="Body Text" w:semiHidden="1" w:unhideWhenUsed="1"/>
-    <w:lsdException w:name="Body Text Indent" w:semiHidden="1" w:unhideWhenUsed="1"/>
-    <w:lsdException w:name="List Continue" w:semiHidden="1" w:unhideWhenUsed="1"/>
-    <w:lsdException w:name="List Continue 2" w:semiHidden="1" w:unhideWhenUsed="1"/>
-    <w:lsdException w:name="List Continue 3" w:semiHidden="1" w:unhideWhenUsed="1"/>
-    <w:lsdException w:name="List Continue 4" w:semiHidden="1" w:unhideWhenUsed="1"/>
-    <w:lsdException w:name="List Continue 5" w:semiHidden="1" w:unhideWhenUsed="1"/>
-    <w:lsdException w:name="Message Header" w:semiHidden="1" w:unhideWhenUsed="1"/>
-    <w:lsdException w:name="Subtitle" w:uiPriority="11" w:qFormat="1"/>
-    <w:lsdException w:name="Salutation" w:semiHidden="1" w:unhideWhenUsed="1"/>
-    <w:lsdException w:name="Date" w:semiHidden="1" w:unhideWhenUsed="1"/>
-    <w:lsdException w:name="Body Text First Indent" w:semiHidden="1" w:unhideWhenUsed="1"/>
-    <w:lsdException w:name="Body Text First Indent 2" w:semiHidden="1" w:unhideWhenUsed="1"/>
-    <w:lsdException w:name="Note Heading" w:semiHidden="1" w:unhideWhenUsed="1"/>
-    <w:lsdException w:name="Body Text 2" w:semiHidden="1" w:unhideWhenUsed="1"/>
-    <w:lsdException w:name="Body Text 3" w:semiHidden="1" w:unhideWhenUsed="1"/>
-    <w:lsdException w:name="Body Text Indent 2" w:semiHidden="1" w:unhideWhenUsed="1"/>
-    <w:lsdException w:name="Body Text Indent 3" w:semiHidden="1" w:unhideWhenUsed="1"/>
-    <w:lsdException w:name="Block Text" w:semiHidden="1" w:unhideWhenUsed="1"/>
-    <w:lsdException w:name="Hyperlink" w:semiHidden="1" w:unhideWhenUsed="1"/>
-    <w:lsdException w:name="FollowedHyperlink" w:semiHidden="1" w:unhideWhenUsed="1"/>
-    <w:lsdException w:name="Strong" w:uiPriority="22" w:qFormat="1"/>
-    <w:lsdException w:name="Emphasis" w:uiPriority="20" w:qFormat="1"/>
-    <w:lsdException w:name="Document Map" w:semiHidden="1" w:unhideWhenUsed="1"/>
-    <w:lsdException w:name="Plain Text" w:semiHidden="1" w:unhideWhenUsed="1"/>
-    <w:lsdException w:name="E-mail Signature" w:semiHidden="1" w:unhideWhenUsed="1"/>
-    <w:lsdException w:name="HTML Top of Form" w:semiHidden="1" w:unhideWhenUsed="1"/>
-    <w:lsdException w:name="HTML Bottom of Form" w:semiHidden="1" w:unhideWhenUsed="1"/>
-    <w:lsdException w:name="Normal (Web)" w:semiHidden="1" w:unhideWhenUsed="1"/>
-    <w:lsdException w:name="HTML Acronym" w:semiHidden="1" w:unhideWhenUsed="1"/>
-    <w:lsdException w:name="HTML Address" w:semiHidden="1" w:unhideWhenUsed="1"/>
-    <w:lsdException w:name="HTML Cite" w:semiHidden="1" w:unhideWhenUsed="1"/>
-    <w:lsdException w:name="HTML Code" w:semiHidden="1" w:unhideWhenUsed="1"/>
-    <w:lsdException w:name="HTML Definition" w:semiHidden="1" w:unhideWhenUsed="1"/>
-    <w:lsdException w:name="HTML Keyboard" w:semiHidden="1" w:unhideWhenUsed="1"/>
-    <w:lsdException w:name="HTML Preformatted" w:semiHidden="1" w:unhideWhenUsed="1"/>
-    <w:lsdException w:name="HTML Sample" w:semiHidden="1" w:unhideWhenUsed="1"/>
-    <w:lsdException w:name="HTML Typewriter" w:semiHidden="1" w:unhideWhenUsed="1"/>
-    <w:lsdException w:name="HTML Variable" w:semiHidden="1" w:unhideWhenUsed="1"/>
-    <w:lsdException w:name="Normal Table" w:semiHidden="1" w:unhideWhenUsed="1"/>
-    <w:lsdException w:name="annotation subject" w:semiHidden="1" w:unhideWhenUsed="1"/>
-    <w:lsdException w:name="No List" w:semiHidden="1" w:unhideWhenUsed="1"/>
-    <w:lsdException w:name="Outline List 1" w:semiHidden="1" w:unhideWhenUsed="1"/>
-    <w:lsdException w:name="Outline List 2" w:semiHidden="1" w:unhideWhenUsed="1"/>
-    <w:lsdException w:name="Outline List 3" w:semiHidden="1" w:unhideWhenUsed="1"/>
-    <w:lsdException w:name="Table Simple 1" w:semiHidden="1" w:unhideWhenUsed="1"/>
-    <w:lsdException w:name="Table Simple 2" w:semiHidden="1" w:unhideWhenUsed="1"/>
-    <w:lsdException w:name="Table Simple 3" w:semiHidden="1" w:unhideWhenUsed="1"/>
-    <w:lsdException w:name="Table Classic 1" w:semiHidden="1" w:unhideWhenUsed="1"/>
-    <w:lsdException w:name="Table Classic 2" w:semiHidden="1" w:unhideWhenUsed="1"/>
-    <w:lsdException w:name="Table Classic 3" w:semiHidden="1" w:unhideWhenUsed="1"/>
-    <w:lsdException w:name="Table Classic 4" w:semiHidden="1" w:unhideWhenUsed="1"/>
-    <w:lsdException w:name="Table Colorful 1" w:semiHidden="1" w:unhideWhenUsed="1"/>
-    <w:lsdException w:name="Table Colorful 2" w:semiHidden="1" w:unhideWhenUsed="1"/>
-    <w:lsdException w:name="Table Colorful 3" w:semiHidden="1" w:unhideWhenUsed="1"/>
-    <w:lsdException w:name="Table Columns 1" w:semiHidden="1" w:unhideWhenUsed="1"/>
-    <w:lsdException w:name="Table Columns 2" w:semiHidden="1" w:unhideWhenUsed="1"/>
-    <w:lsdException w:name="Table Columns 3" w:semiHidden="1" w:unhideWhenUsed="1"/>
-    <w:lsdException w:name="Table Columns 4" w:semiHidden="1" w:unhideWhenUsed="1"/>
-    <w:lsdException w:name="Table Columns 5" w:semiHidden="1" w:unhideWhenUsed="1"/>
-    <w:lsdException w:name="Table Grid 1" w:semiHidden="1" w:unhideWhenUsed="1"/>
-    <w:lsdException w:name="Table Grid 2" w:semiHidden="1" w:unhideWhenUsed="1"/>
-    <w:lsdException w:name="Table Grid 3" w:semiHidden="1" w:unhideWhenUsed="1"/>
-    <w:lsdException w:name="Table Grid 4" w:semiHidden="1" w:unhideWhenUsed="1"/>
-    <w:lsdException w:name="Table Grid 5" w:semiHidden="1" w:unhideWhenUsed="1"/>
-    <w:lsdException w:name="Table Grid 6" w:semiHidden="1" w:unhideWhenUsed="1"/>
-    <w:lsdException w:name="Table Grid 7" w:semiHidden="1" w:unhideWhenUsed="1"/>
-    <w:lsdException w:name="Table Grid 8" w:semiHidden="1" w:unhideWhenUsed="1"/>
-    <w:lsdException w:name="Table List 1" w:semiHidden="1" w:unhideWhenUsed="1"/>
-    <w:lsdException w:name="Table List 2" w:semiHidden="1" w:unhideWhenUsed="1"/>
-    <w:lsdException w:name="Table List 3" w:semiHidden="1" w:unhideWhenUsed="1"/>
-    <w:lsdException w:name="Table List 4" w:semiHidden="1" w:unhideWhenUsed="1"/>
-    <w:lsdException w:name="Table List 5" w:semiHidden="1" w:unhideWhenUsed="1"/>
-    <w:lsdException w:name="Table List 6" w:semiHidden="1" w:unhideWhenUsed="1"/>
-    <w:lsdException w:name="Table List 7" w:semiHidden="1" w:unhideWhenUsed="1"/>
-    <w:lsdException w:name="Table List 8" w:semiHidden="1" w:unhideWhenUsed="1"/>
-    <w:lsdException w:name="Table 3D effects 1" w:semiHidden="1" w:unhideWhenUsed="1"/>
-    <w:lsdException w:name="Table 3D effects 2" w:semiHidden="1" w:unhideWhenUsed="1"/>
-    <w:lsdException w:name="Table 3D effects 3" w:semiHidden="1" w:unhideWhenUsed="1"/>
-    <w:lsdException w:name="Table Contemporary" w:semiHidden="1" w:unhideWhenUsed="1"/>
-    <w:lsdException w:name="Table Elegant" w:semiHidden="1" w:unhideWhenUsed="1"/>
-    <w:lsdException w:name="Table Professional" w:semiHidden="1" w:unhideWhenUsed="1"/>
-    <w:lsdException w:name="Table Subtle 1" w:semiHidden="1" w:unhideWhenUsed="1"/>
-    <w:lsdException w:name="Table Subtle 2" w:semiHidden="1" w:unhideWhenUsed="1"/>
-    <w:lsdException w:name="Table Web 1" w:semiHidden="1" w:unhideWhenUsed="1"/>
-    <w:lsdException w:name="Table Web 2" w:semiHidden="1" w:unhideWhenUsed="1"/>
-    <w:lsdException w:name="Table Web 3" w:semiHidden="1" w:unhideWhenUsed="1"/>
-    <w:lsdException w:name="Balloon Text" w:semiHidden="1" w:unhideWhenUsed="1"/>
-    <w:lsdException w:name="Table Grid" w:uiPriority="59"/>
-    <w:lsdException w:name="Table Theme" w:semiHidden="1" w:unhideWhenUsed="1"/>
-    <w:lsdException w:name="Placeholder Text" w:semiHidden="1"/>
-    <w:lsdException w:name="No Spacing" w:uiPriority="1" w:qFormat="1"/>
-    <w:lsdException w:name="Light Shading" w:uiPriority="60"/>
-    <w:lsdException w:name="Light List" w:uiPriority="61"/>
-    <w:lsdException w:name="Light Grid" w:uiPriority="62"/>
-    <w:lsdException w:name="Medium Shading 1" w:uiPriority="63"/>
-    <w:lsdException w:name="Medium Shading 2" w:uiPriority="64"/>
-    <w:lsdException w:name="Medium List 1" w:uiPriority="65"/>
-    <w:lsdException w:name="Medium List 2" w:uiPriority="66"/>
-    <w:lsdException w:name="Medium Grid 1" w:uiPriority="67"/>
-    <w:lsdException w:name="Medium Grid 2" w:uiPriority="68"/>
-    <w:lsdException w:name="Medium Grid 3" w:uiPriority="69"/>
-    <w:lsdException w:name="Dark List" w:uiPriority="70"/>
-    <w:lsdException w:name="Colorful Shading" w:uiPriority="71"/>
-    <w:lsdException w:name="Colorful List" w:uiPriority="72"/>
-    <w:lsdException w:name="Colorful Grid" w:uiPriority="73"/>
-    <w:lsdException w:name="Light Shading Accent 1" w:uiPriority="60"/>
-    <w:lsdException w:name="Light List Accent 1" w:uiPriority="61"/>
-    <w:lsdException w:name="Light Grid Accent 1" w:uiPriority="62"/>
-    <w:lsdException w:name="Medium Shading 1 Accent 1" w:uiPriority="63"/>
-    <w:lsdException w:name="Medium Shading 2 Accent 1" w:uiPriority="64"/>
-    <w:lsdException w:name="Medium List 1 Accent 1" w:uiPriority="65"/>
-    <w:lsdException w:name="Revision" w:semiHidden="1"/>
-    <w:lsdException w:name="List Paragraph" w:uiPriority="34" w:qFormat="1"/>
-    <w:lsdException w:name="Quote" w:uiPriority="29" w:qFormat="1"/>
-    <w:lsdException w:name="Intense Quote" w:uiPriority="30" w:qFormat="1"/>
-    <w:lsdException w:name="Medium List 2 Accent 1" w:uiPriority="66"/>
-    <w:lsdException w:name="Medium Grid 1 Accent 1" w:uiPriority="67"/>
-    <w:lsdException w:name="Medium Grid 2 Accent 1" w:uiPriority="68"/>
-    <w:lsdException w:name="Medium Grid 3 Accent 1" w:uiPriority="69"/>
-    <w:lsdException w:name="Dark List Accent 1" w:uiPriority="70"/>
-    <w:lsdException w:name="Colorful Shading Accent 1" w:uiPriority="71"/>
-    <w:lsdException w:name="Colorful List Accent 1" w:uiPriority="72"/>
-    <w:lsdException w:name="Colorful Grid Accent 1" w:uiPriority="73"/>
-    <w:lsdException w:name="Light Shading Accent 2" w:uiPriority="60"/>
-    <w:lsdException w:name="Light List Accent 2" w:uiPriority="61"/>
-    <w:lsdException w:name="Light Grid Accent 2" w:uiPriority="62"/>
-    <w:lsdException w:name="Medium Shading 1 Accent 2" w:uiPriority="63"/>
-    <w:lsdException w:name="Medium Shading 2 Accent 2" w:uiPriority="64"/>
-    <w:lsdException w:name="Medium List 1 Accent 2" w:uiPriority="65"/>
-    <w:lsdException w:name="Medium List 2 Accent 2" w:uiPriority="66"/>
-    <w:lsdException w:name="Medium Grid 1 Accent 2" w:uiPriority="67"/>
-    <w:lsdException w:name="Medium Grid 2 Accent 2" w:uiPriority="68"/>
-    <w:lsdException w:name="Medium Grid 3 Accent 2" w:uiPriority="69"/>
-    <w:lsdException w:name="Dark List Accent 2" w:uiPriority="70"/>
-    <w:lsdException w:name="Colorful Shading Accent 2" w:uiPriority="71"/>
-    <w:lsdException w:name="Colorful List Accent 2" w:uiPriority="72"/>
-    <w:lsdException w:name="Colorful Grid Accent 2" w:uiPriority="73"/>
-    <w:lsdException w:name="Light Shading Accent 3" w:uiPriority="60"/>
-    <w:lsdException w:name="Light List Accent 3" w:uiPriority="61"/>
-    <w:lsdException w:name="Light Grid Accent 3" w:uiPriority="62"/>
-    <w:lsdException w:name="Medium Shading 1 Accent 3" w:uiPriority="63"/>
-    <w:lsdException w:name="Medium Shading 2 Accent 3" w:uiPriority="64"/>
-    <w:lsdException w:name="Medium List 1 Accent 3" w:uiPriority="65"/>
-    <w:lsdException w:name="Medium List 2 Accent 3" w:uiPriority="66"/>
-    <w:lsdException w:name="Medium Grid 1 Accent 3" w:uiPriority="67"/>
-    <w:lsdException w:name="Medium Grid 2 Accent 3" w:uiPriority="68"/>
-    <w:lsdException w:name="Medium Grid 3 Accent 3" w:uiPriority="69"/>
-    <w:lsdException w:name="Dark List Accent 3" w:uiPriority="70"/>
-    <w:lsdException w:name="Colorful Shading Accent 3" w:uiPriority="71"/>
-    <w:lsdException w:name="Colorful List Accent 3" w:uiPriority="72"/>
-    <w:lsdException w:name="Colorful Grid Accent 3" w:uiPriority="73"/>
-    <w:lsdException w:name="Light Shading Accent 4" w:uiPriority="60"/>
-    <w:lsdException w:name="Light List Accent 4" w:uiPriority="61"/>
-    <w:lsdException w:name="Light Grid Accent 4" w:uiPriority="62"/>
-    <w:lsdException w:name="Medium Shading 1 Accent 4" w:uiPriority="63"/>
-    <w:lsdException w:name="Medium Shading 2 Accent 4" w:uiPriority="64"/>
-    <w:lsdException w:name="Medium List 1 Accent 4" w:uiPriority="65"/>
-    <w:lsdException w:name="Medium List 2 Accent 4" w:uiPriority="66"/>
-    <w:lsdException w:name="Medium Grid 1 Accent 4" w:uiPriority="67"/>
-    <w:lsdException w:name="Medium Grid 2 Accent 4" w:uiPriority="68"/>
-    <w:lsdException w:name="Medium Grid 3 Accent 4" w:uiPriority="69"/>
-    <w:lsdException w:name="Dark List Accent 4" w:uiPriority="70"/>
-    <w:lsdException w:name="Colorful Shading Accent 4" w:uiPriority="71"/>
-    <w:lsdException w:name="Colorful List Accent 4" w:uiPriority="72"/>
-    <w:lsdException w:name="Colorful Grid Accent 4" w:uiPriority="73"/>
-    <w:lsdException w:name="Light Shading Accent 5" w:uiPriority="60"/>
-    <w:lsdException w:name="Light List Accent 5" w:uiPriority="61"/>
-    <w:lsdException w:name="Light Grid Accent 5" w:uiPriority="62"/>
-    <w:lsdException w:name="Medium Shading 1 Accent 5" w:uiPriority="63"/>
-    <w:lsdException w:name="Medium Shading 2 Accent 5" w:uiPriority="64"/>
-    <w:lsdException w:name="Medium List 1 Accent 5" w:uiPriority="65"/>
-    <w:lsdException w:name="Medium List 2 Accent 5" w:uiPriority="66"/>
-    <w:lsdException w:name="Medium Grid 1 Accent 5" w:uiPriority="67"/>
-    <w:lsdException w:name="Medium Grid 2 Accent 5" w:uiPriority="68"/>
-    <w:lsdException w:name="Medium Grid 3 Accent 5" w:uiPriority="69"/>
-    <w:lsdException w:name="Dark List Accent 5" w:uiPriority="70"/>
-    <w:lsdException w:name="Colorful Shading Accent 5" w:uiPriority="71"/>
-    <w:lsdException w:name="Colorful List Accent 5" w:uiPriority="72"/>
-    <w:lsdException w:name="Colorful Grid Accent 5" w:uiPriority="73"/>
-    <w:lsdException w:name="Light Shading Accent 6" w:uiPriority="60"/>
-    <w:lsdException w:name="Light List Accent 6" w:uiPriority="61"/>
-    <w:lsdException w:name="Light Grid Accent 6" w:uiPriority="62"/>
-    <w:lsdException w:name="Medium Shading 1 Accent 6" w:uiPriority="63"/>
-    <w:lsdException w:name="Medium Shading 2 Accent 6" w:uiPriority="64"/>
-    <w:lsdException w:name="Medium List 1 Accent 6" w:uiPriority="65"/>
-    <w:lsdException w:name="Medium List 2 Accent 6" w:uiPriority="66"/>
-    <w:lsdException w:name="Medium Grid 1 Accent 6" w:uiPriority="67"/>
-    <w:lsdException w:name="Medium Grid 2 Accent 6" w:uiPriority="68"/>
-    <w:lsdException w:name="Medium Grid 3 Accent 6" w:uiPriority="69"/>
-    <w:lsdException w:name="Dark List Accent 6" w:uiPriority="70"/>
-    <w:lsdException w:name="Colorful Shading Accent 6" w:uiPriority="71"/>
-    <w:lsdException w:name="Colorful List Accent 6" w:uiPriority="72"/>
-    <w:lsdException w:name="Colorful Grid Accent 6" w:uiPriority="73"/>
-    <w:lsdException w:name="Subtle Emphasis" w:uiPriority="19" w:qFormat="1"/>
-    <w:lsdException w:name="Intense Emphasis" w:uiPriority="21" w:qFormat="1"/>
-    <w:lsdException w:name="Subtle Reference" w:uiPriority="31" w:qFormat="1"/>
-    <w:lsdException w:name="Intense Reference" w:uiPriority="32" w:qFormat="1"/>
-    <w:lsdException w:name="Book Title" w:uiPriority="33" w:qFormat="1"/>
-    <w:lsdException w:name="Bibliography" w:semiHidden="1" w:uiPriority="37" w:unhideWhenUsed="1"/>
-    <w:lsdException w:name="TOC Heading" w:semiHidden="1" w:uiPriority="39" w:unhideWhenUsed="1" w:qFormat="1"/>
-    <w:lsdException w:name="Plain Table 1" w:uiPriority="41"/>
-    <w:lsdException w:name="Plain Table 2" w:uiPriority="42"/>
-    <w:lsdException w:name="Plain Table 3" w:uiPriority="43"/>
-    <w:lsdException w:name="Plain Table 4" w:uiPriority="44"/>
-    <w:lsdException w:name="Plain Table 5" w:uiPriority="45"/>
-    <w:lsdException w:name="Grid Table Light" w:uiPriority="40"/>
-    <w:lsdException w:name="Grid Table 1 Light" w:uiPriority="46"/>
-    <w:lsdException w:name="Grid Table 2" w:uiPriority="47"/>
-    <w:lsdException w:name="Grid Table 3" w:uiPriority="48"/>
-    <w:lsdException w:name="Grid Table 4" w:uiPriority="49"/>
-    <w:lsdException w:name="Grid Table 5 Dark" w:uiPriority="50"/>
-    <w:lsdException w:name="Grid Table 6 Colorful" w:uiPriority="51"/>
-    <w:lsdException w:name="Grid Table 7 Colorful" w:uiPriority="52"/>
-    <w:lsdException w:name="Grid Table 1 Light Accent 1" w:uiPriority="46"/>
-    <w:lsdException w:name="Grid Table 2 Accent 1" w:uiPriority="47"/>
-    <w:lsdException w:name="Grid Table 3 Accent 1" w:uiPriority="48"/>
-    <w:lsdException w:name="Grid Table 4 Accent 1" w:uiPriority="49"/>
-    <w:lsdException w:name="Grid Table 5 Dark Accent 1" w:uiPriority="50"/>
-    <w:lsdException w:name="Grid Table 6 Colorful Accent 1" w:uiPriority="51"/>
-    <w:lsdException w:name="Grid Table 7 Colorful Accent 1" w:uiPriority="52"/>
-    <w:lsdException w:name="Grid Table 1 Light Accent 2" w:uiPriority="46"/>
-    <w:lsdException w:name="Grid Table 2 Accent 2" w:uiPriority="47"/>
-    <w:lsdException w:name="Grid Table 3 Accent 2" w:uiPriority="48"/>
-    <w:lsdException w:name="Grid Table 4 Accent 2" w:uiPriority="49"/>
-    <w:lsdException w:name="Grid Table 5 Dark Accent 2" w:uiPriority="50"/>
-    <w:lsdException w:name="Grid Table 6 Colorful Accent 2" w:uiPriority="51"/>
-    <w:lsdException w:name="Grid Table 7 Colorful Accent 2" w:uiPriority="52"/>
-    <w:lsdException w:name="Grid Table 1 Light Accent 3" w:uiPriority="46"/>
-    <w:lsdException w:name="Grid Table 2 Accent 3" w:uiPriority="47"/>
-    <w:lsdException w:name="Grid Table 3 Accent 3" w:uiPriority="48"/>
-    <w:lsdException w:name="Grid Table 4 Accent 3" w:uiPriority="49"/>
-    <w:lsdException w:name="Grid Table 5 Dark Accent 3" w:uiPriority="50"/>
-    <w:lsdException w:name="Grid Table 6 Colorful Accent 3" w:uiPriority="51"/>
-    <w:lsdException w:name="Grid Table 7 Colorful Accent 3" w:uiPriority="52"/>
-    <w:lsdException w:name="Grid Table 1 Light Accent 4" w:uiPriority="46"/>
-    <w:lsdException w:name="Grid Table 2 Accent 4" w:uiPriority="47"/>
-    <w:lsdException w:name="Grid Table 3 Accent 4" w:uiPriority="48"/>
-    <w:lsdException w:name="Grid Table 4 Accent 4" w:uiPriority="49"/>
-    <w:lsdException w:name="Grid Table 5 Dark Accent 4" w:uiPriority="50"/>
-    <w:lsdException w:name="Grid Table 6 Colorful Accent 4" w:uiPriority="51"/>
-    <w:lsdException w:name="Grid Table 7 Colorful Accent 4" w:uiPriority="52"/>
-    <w:lsdException w:name="Grid Table 1 Light Accent 5" w:uiPriority="46"/>
-    <w:lsdException w:name="Grid Table 2 Accent 5" w:uiPriority="47"/>
-    <w:lsdException w:name="Grid Table 3 Accent 5" w:uiPriority="48"/>
-    <w:lsdException w:name="Grid Table 4 Accent 5" w:uiPriority="49"/>
-    <w:lsdException w:name="Grid Table 5 Dark Accent 5" w:uiPriority="50"/>
-    <w:lsdException w:name="Grid Table 6 Colorful Accent 5" w:uiPriority="51"/>
-    <w:lsdException w:name="Grid Table 7 Colorful Accent 5" w:uiPriority="52"/>
-    <w:lsdException w:name="Grid Table 1 Light Accent 6" w:uiPriority="46"/>
-    <w:lsdException w:name="Grid Table 2 Accent 6" w:uiPriority="47"/>
-    <w:lsdException w:name="Grid Table 3 Accent 6" w:uiPriority="48"/>
-    <w:lsdException w:name="Grid Table 4 Accent 6" w:uiPriority="49"/>
-    <w:lsdException w:name="Grid Table 5 Dark Accent 6" w:uiPriority="50"/>
-    <w:lsdException w:name="Grid Table 6 Colorful Accent 6" w:uiPriority="51"/>
-    <w:lsdException w:name="Grid Table 7 Colorful Accent 6" w:uiPriority="52"/>
-    <w:lsdException w:name="List Table 1 Light" w:uiPriority="46"/>
-    <w:lsdException w:name="List Table 2" w:uiPriority="47"/>
-    <w:lsdException w:name="List Table 3" w:uiPriority="48"/>
-    <w:lsdException w:name="List Table 4" w:uiPriority="49"/>
-    <w:lsdException w:name="List Table 5 Dark" w:uiPriority="50"/>
-    <w:lsdException w:name="List Table 6 Colorful" w:uiPriority="51"/>
-    <w:lsdException w:name="List Table 7 Colorful" w:uiPriority="52"/>
-    <w:lsdException w:name="List Table 1 Light Accent 1" w:uiPriority="46"/>
-    <w:lsdException w:name="List Table 2 Accent 1" w:uiPriority="47"/>
-    <w:lsdException w:name="List Table 3 Accent 1" w:uiPriority="48"/>
-    <w:lsdException w:name="List Table 4 Accent 1" w:uiPriority="49"/>
-    <w:lsdException w:name="List Table 5 Dark Accent 1" w:uiPriority="50"/>
-    <w:lsdException w:name="List Table 6 Colorful Accent 1" w:uiPriority="51"/>
-    <w:lsdException w:name="List Table 7 Colorful Accent 1" w:uiPriority="52"/>
-    <w:lsdException w:name="List Table 1 Light Accent 2" w:uiPriority="46"/>
-    <w:lsdException w:name="List Table 2 Accent 2" w:uiPriority="47"/>
-    <w:lsdException w:name="List Table 3 Accent 2" w:uiPriority="48"/>
-    <w:lsdException w:name="List Table 4 Accent 2" w:uiPriority="49"/>
-    <w:lsdException w:name="List Table 5 Dark Accent 2" w:uiPriority="50"/>
-    <w:lsdException w:name="List Table 6 Colorful Accent 2" w:uiPriority="51"/>
-    <w:lsdException w:name="List Table 7 Colorful Accent 2" w:uiPriority="52"/>
-    <w:lsdException w:name="List Table 1 Light Accent 3" w:uiPriority="46"/>
-    <w:lsdException w:name="List Table 2 Accent 3" w:uiPriority="47"/>
-    <w:lsdException w:name="List Table 3 Accent 3" w:uiPriority="48"/>
-    <w:lsdException w:name="List Table 4 Accent 3" w:uiPriority="49"/>
-    <w:lsdException w:name="List Table 5 Dark Accent 3" w:uiPriority="50"/>
-    <w:lsdException w:name="List Table 6 Colorful Accent 3" w:uiPriority="51"/>
-    <w:lsdException w:name="List Table 7 Colorful Accent 3" w:uiPriority="52"/>
-    <w:lsdException w:name="List Table 1 Light Accent 4" w:uiPriority="46"/>
-    <w:lsdException w:name="List Table 2 Accent 4" w:uiPriority="47"/>
-    <w:lsdException w:name="List Table 3 Accent 4" w:uiPriority="48"/>
-    <w:lsdException w:name="List Table 4 Accent 4" w:uiPriority="49"/>
-    <w:lsdException w:name="List Table 5 Dark Accent 4" w:uiPriority="50"/>
-    <w:lsdException w:name="List Table 6 Colorful Accent 4" w:uiPriority="51"/>
-    <w:lsdException w:name="List Table 7 Colorful Accent 4" w:uiPriority="52"/>
-    <w:lsdException w:name="List Table 1 Light Accent 5" w:uiPriority="46"/>
-    <w:lsdException w:name="List Table 2 Accent 5" w:uiPriority="47"/>
-    <w:lsdException w:name="List Table 3 Accent 5" w:uiPriority="48"/>
-    <w:lsdException w:name="List Table 4 Accent 5" w:uiPriority="49"/>
-    <w:lsdException w:name="List Table 5 Dark Accent 5" w:uiPriority="50"/>
-    <w:lsdException w:name="List Table 6 Colorful Accent 5" w:uiPriority="51"/>
-    <w:lsdException w:name="List Table 7 Colorful Accent 5" w:uiPriority="52"/>
-    <w:lsdException w:name="List Table 1 Light Accent 6" w:uiPriority="46"/>
-    <w:lsdException w:name="List Table 2 Accent 6" w:uiPriority="47"/>
-    <w:lsdException w:name="List Table 3 Accent 6" w:uiPriority="48"/>
-    <w:lsdException w:name="List Table 4 Accent 6" w:uiPriority="49"/>
-    <w:lsdException w:name="List Table 5 Dark Accent 6" w:uiPriority="50"/>
-    <w:lsdException w:name="List Table 6 Colorful Accent 6" w:uiPriority="51"/>
-    <w:lsdException w:name="List Table 7 Colorful Accent 6" w:uiPriority="52"/>
+  <w:latentStyles w:defLockedState="0" w:defUIPriority="99" w:defSemiHidden="1" w:defUnhideWhenUsed="1" w:defQFormat="0" w:count="267">
+    <w:lsdException w:name="Normal" w:semiHidden="0" w:uiPriority="0" w:unhideWhenUsed="0" w:qFormat="1"/>
+    <w:lsdException w:name="heading 1" w:semiHidden="0" w:uiPriority="9" w:unhideWhenUsed="0" w:qFormat="1"/>
+    <w:lsdException w:name="heading 2" w:uiPriority="9" w:qFormat="1"/>
+    <w:lsdException w:name="heading 3" w:uiPriority="9" w:qFormat="1"/>
+    <w:lsdException w:name="heading 4" w:uiPriority="9" w:qFormat="1"/>
+    <w:lsdException w:name="heading 5" w:uiPriority="9" w:qFormat="1"/>
+    <w:lsdException w:name="heading 6" w:uiPriority="9" w:qFormat="1"/>
+    <w:lsdException w:name="heading 7" w:uiPriority="9" w:qFormat="1"/>
+    <w:lsdException w:name="heading 8" w:uiPriority="9" w:qFormat="1"/>
+    <w:lsdException w:name="heading 9" w:uiPriority="9" w:qFormat="1"/>
+    <w:lsdException w:name="toc 1" w:uiPriority="39"/>
+    <w:lsdException w:name="toc 2" w:uiPriority="39"/>
+    <w:lsdException w:name="toc 3" w:uiPriority="39"/>
+    <w:lsdException w:name="toc 4" w:uiPriority="39"/>
+    <w:lsdException w:name="toc 5" w:uiPriority="39"/>
+    <w:lsdException w:name="toc 6" w:uiPriority="39"/>
+    <w:lsdException w:name="toc 7" w:uiPriority="39"/>
+    <w:lsdException w:name="toc 8" w:uiPriority="39"/>
+    <w:lsdException w:name="toc 9" w:uiPriority="39"/>
+    <w:lsdException w:name="caption" w:uiPriority="35" w:qFormat="1"/>
+    <w:lsdException w:name="Title" w:semiHidden="0" w:uiPriority="10" w:unhideWhenUsed="0" w:qFormat="1"/>
+    <w:lsdException w:name="Default Paragraph Font" w:uiPriority="1"/>
+    <w:lsdException w:name="Subtitle" w:semiHidden="0" w:uiPriority="11" w:unhideWhenUsed="0" w:qFormat="1"/>
+    <w:lsdException w:name="Strong" w:semiHidden="0" w:uiPriority="22" w:unhideWhenUsed="0" w:qFormat="1"/>
+    <w:lsdException w:name="Emphasis" w:semiHidden="0" w:uiPriority="20" w:unhideWhenUsed="0" w:qFormat="1"/>
+    <w:lsdException w:name="Table Grid" w:semiHidden="0" w:uiPriority="59" w:unhideWhenUsed="0"/>
+    <w:lsdException w:name="Placeholder Text" w:unhideWhenUsed="0"/>
+    <w:lsdException w:name="No Spacing" w:semiHidden="0" w:uiPriority="1" w:unhideWhenUsed="0" w:qFormat="1"/>
+    <w:lsdException w:name="Light Shading" w:semiHidden="0" w:uiPriority="60" w:unhideWhenUsed="0"/>
+    <w:lsdException w:name="Light List" w:semiHidden="0" w:uiPriority="61" w:unhideWhenUsed="0"/>
+    <w:lsdException w:name="Light Grid" w:semiHidden="0" w:uiPriority="62" w:unhideWhenUsed="0"/>
+    <w:lsdException w:name="Medium Shading 1" w:semiHidden="0" w:uiPriority="63" w:unhideWhenUsed="0"/>
+    <w:lsdException w:name="Medium Shading 2" w:semiHidden="0" w:uiPriority="64" w:unhideWhenUsed="0"/>
+    <w:lsdException w:name="Medium List 1" w:semiHidden="0" w:uiPriority="65" w:unhideWhenUsed="0"/>
+    <w:lsdException w:name="Medium List 2" w:semiHidden="0" w:uiPriority="66" w:unhideWhenUsed="0"/>
+    <w:lsdException w:name="Medium Grid 1" w:semiHidden="0" w:uiPriority="67" w:unhideWhenUsed="0"/>
+    <w:lsdException w:name="Medium Grid 2" w:semiHidden="0" w:uiPriority="68" w:unhideWhenUsed="0"/>
+    <w:lsdException w:name="Medium Grid 3" w:semiHidden="0" w:uiPriority="69" w:unhideWhenUsed="0"/>
+    <w:lsdException w:name="Dark List" w:semiHidden="0" w:uiPriority="70" w:unhideWhenUsed="0"/>
+    <w:lsdException w:name="Colorful Shading" w:semiHidden="0" w:uiPriority="71" w:unhideWhenUsed="0"/>
+    <w:lsdException w:name="Colorful List" w:semiHidden="0" w:uiPriority="72" w:unhideWhenUsed="0"/>
+    <w:lsdException w:name="Colorful Grid" w:semiHidden="0" w:uiPriority="73" w:unhideWhenUsed="0"/>
+    <w:lsdException w:name="Light Shading Accent 1" w:semiHidden="0" w:uiPriority="60" w:unhideWhenUsed="0"/>
+    <w:lsdException w:name="Light List Accent 1" w:semiHidden="0" w:uiPriority="61" w:unhideWhenUsed="0"/>
+    <w:lsdException w:name="Light Grid Accent 1" w:semiHidden="0" w:uiPriority="62" w:unhideWhenUsed="0"/>
+    <w:lsdException w:name="Medium Shading 1 Accent 1" w:semiHidden="0" w:uiPriority="63" w:unhideWhenUsed="0"/>
+    <w:lsdException w:name="Medium Shading 2 Accent 1" w:semiHidden="0" w:uiPriority="64" w:unhideWhenUsed="0"/>
+    <w:lsdException w:name="Medium List 1 Accent 1" w:semiHidden="0" w:uiPriority="65" w:unhideWhenUsed="0"/>
+    <w:lsdException w:name="Revision" w:unhideWhenUsed="0"/>
+    <w:lsdException w:name="List Paragraph" w:semiHidden="0" w:uiPriority="34" w:unhideWhenUsed="0" w:qFormat="1"/>
+    <w:lsdException w:name="Quote" w:semiHidden="0" w:uiPriority="29" w:unhideWhenUsed="0" w:qFormat="1"/>
+    <w:lsdException w:name="Intense Quote" w:semiHidden="0" w:uiPriority="30" w:unhideWhenUsed="0" w:qFormat="1"/>
+    <w:lsdException w:name="Medium List 2 Accent 1" w:semiHidden="0" w:uiPriority="66" w:unhideWhenUsed="0"/>
+    <w:lsdException w:name="Medium Grid 1 Accent 1" w:semiHidden="0" w:uiPriority="67" w:unhideWhenUsed="0"/>
+    <w:lsdException w:name="Medium Grid 2 Accent 1" w:semiHidden="0" w:uiPriority="68" w:unhideWhenUsed="0"/>
+    <w:lsdException w:name="Medium Grid 3 Accent 1" w:semiHidden="0" w:uiPriority="69" w:unhideWhenUsed="0"/>
+    <w:lsdException w:name="Dark List Accent 1" w:semiHidden="0" w:uiPriority="70" w:unhideWhenUsed="0"/>
+    <w:lsdException w:name="Colorful Shading Accent 1" w:semiHidden="0" w:uiPriority="71" w:unhideWhenUsed="0"/>
+    <w:lsdException w:name="Colorful List Accent 1" w:semiHidden="0" w:uiPriority="72" w:unhideWhenUsed="0"/>
+    <w:lsdException w:name="Colorful Grid Accent 1" w:semiHidden="0" w:uiPriority="73" w:unhideWhenUsed="0"/>
+    <w:lsdException w:name="Light Shading Accent 2" w:semiHidden="0" w:uiPriority="60" w:unhideWhenUsed="0"/>
+    <w:lsdException w:name="Light List Accent 2" w:semiHidden="0" w:uiPriority="61" w:unhideWhenUsed="0"/>
+    <w:lsdException w:name="Light Grid Accent 2" w:semiHidden="0" w:uiPriority="62" w:unhideWhenUsed="0"/>
+    <w:lsdException w:name="Medium Shading 1 Accent 2" w:semiHidden="0" w:uiPriority="63" w:unhideWhenUsed="0"/>
+    <w:lsdException w:name="Medium Shading 2 Accent 2" w:semiHidden="0" w:uiPriority="64" w:unhideWhenUsed="0"/>
+    <w:lsdException w:name="Medium List 1 Accent 2" w:semiHidden="0" w:uiPriority="65" w:unhideWhenUsed="0"/>
+    <w:lsdException w:name="Medium List 2 Accent 2" w:semiHidden="0" w:uiPriority="66" w:unhideWhenUsed="0"/>
+    <w:lsdException w:name="Medium Grid 1 Accent 2" w:semiHidden="0" w:uiPriority="67" w:unhideWhenUsed="0"/>
+    <w:lsdException w:name="Medium Grid 2 Accent 2" w:semiHidden="0" w:uiPriority="68" w:unhideWhenUsed="0"/>
+    <w:lsdException w:name="Medium Grid 3 Accent 2" w:semiHidden="0" w:uiPriority="69" w:unhideWhenUsed="0"/>
+    <w:lsdException w:name="Dark List Accent 2" w:semiHidden="0" w:uiPriority="70" w:unhideWhenUsed="0"/>
+    <w:lsdException w:name="Colorful Shading Accent 2" w:semiHidden="0" w:uiPriority="71" w:unhideWhenUsed="0"/>
+    <w:lsdException w:name="Colorful List Accent 2" w:semiHidden="0" w:uiPriority="72" w:unhideWhenUsed="0"/>
+    <w:lsdException w:name="Colorful Grid Accent 2" w:semiHidden="0" w:uiPriority="73" w:unhideWhenUsed="0"/>
+    <w:lsdException w:name="Light Shading Accent 3" w:semiHidden="0" w:uiPriority="60" w:unhideWhenUsed="0"/>
+    <w:lsdException w:name="Light List Accent 3" w:semiHidden="0" w:uiPriority="61" w:unhideWhenUsed="0"/>
+    <w:lsdException w:name="Light Grid Accent 3" w:semiHidden="0" w:uiPriority="62" w:unhideWhenUsed="0"/>
+    <w:lsdException w:name="Medium Shading 1 Accent 3" w:semiHidden="0" w:uiPriority="63" w:unhideWhenUsed="0"/>
+    <w:lsdException w:name="Medium Shading 2 Accent 3" w:semiHidden="0" w:uiPriority="64" w:unhideWhenUsed="0"/>
+    <w:lsdException w:name="Medium List 1 Accent 3" w:semiHidden="0" w:uiPriority="65" w:unhideWhenUsed="0"/>
+    <w:lsdException w:name="Medium List 2 Accent 3" w:semiHidden="0" w:uiPriority="66" w:unhideWhenUsed="0"/>
+    <w:lsdException w:name="Medium Grid 1 Accent 3" w:semiHidden="0" w:uiPriority="67" w:unhideWhenUsed="0"/>
+    <w:lsdException w:name="Medium Grid 2 Accent 3" w:semiHidden="0" w:uiPriority="68" w:unhideWhenUsed="0"/>
+    <w:lsdException w:name="Medium Grid 3 Accent 3" w:semiHidden="0" w:uiPriority="69" w:unhideWhenUsed="0"/>
+    <w:lsdException w:name="Dark List Accent 3" w:semiHidden="0" w:uiPriority="70" w:unhideWhenUsed="0"/>
+    <w:lsdException w:name="Colorful Shading Accent 3" w:semiHidden="0" w:uiPriority="71" w:unhideWhenUsed="0"/>
+    <w:lsdException w:name="Colorful List Accent 3" w:semiHidden="0" w:uiPriority="72" w:unhideWhenUsed="0"/>
+    <w:lsdException w:name="Colorful Grid Accent 3" w:semiHidden="0" w:uiPriority="73" w:unhideWhenUsed="0"/>
+    <w:lsdException w:name="Light Shading Accent 4" w:semiHidden="0" w:uiPriority="60" w:unhideWhenUsed="0"/>
+    <w:lsdException w:name="Light List Accent 4" w:semiHidden="0" w:uiPriority="61" w:unhideWhenUsed="0"/>
+    <w:lsdException w:name="Light Grid Accent 4" w:semiHidden="0" w:uiPriority="62" w:unhideWhenUsed="0"/>
+    <w:lsdException w:name="Medium Shading 1 Accent 4" w:semiHidden="0" w:uiPriority="63" w:unhideWhenUsed="0"/>
+    <w:lsdException w:name="Medium Shading 2 Accent 4" w:semiHidden="0" w:uiPriority="64" w:unhideWhenUsed="0"/>
+    <w:lsdException w:name="Medium List 1 Accent 4" w:semiHidden="0" w:uiPriority="65" w:unhideWhenUsed="0"/>
+    <w:lsdException w:name="Medium List 2 Accent 4" w:semiHidden="0" w:uiPriority="66" w:unhideWhenUsed="0"/>
+    <w:lsdException w:name="Medium Grid 1 Accent 4" w:semiHidden="0" w:uiPriority="67" w:unhideWhenUsed="0"/>
+    <w:lsdException w:name="Medium Grid 2 Accent 4" w:semiHidden="0" w:uiPriority="68" w:unhideWhenUsed="0"/>
+    <w:lsdException w:name="Medium Grid 3 Accent 4" w:semiHidden="0" w:uiPriority="69" w:unhideWhenUsed="0"/>
+    <w:lsdException w:name="Dark List Accent 4" w:semiHidden="0" w:uiPriority="70" w:unhideWhenUsed="0"/>
+    <w:lsdException w:name="Colorful Shading Accent 4" w:semiHidden="0" w:uiPriority="71" w:unhideWhenUsed="0"/>
+    <w:lsdException w:name="Colorful List Accent 4" w:semiHidden="0" w:uiPriority="72" w:unhideWhenUsed="0"/>
+    <w:lsdException w:name="Colorful Grid Accent 4" w:semiHidden="0" w:uiPriority="73" w:unhideWhenUsed="0"/>
+    <w:lsdException w:name="Light Shading Accent 5" w:semiHidden="0" w:uiPriority="60" w:unhideWhenUsed="0"/>
+    <w:lsdException w:name="Light List Accent 5" w:semiHidden="0" w:uiPriority="61" w:unhideWhenUsed="0"/>
+    <w:lsdException w:name="Light Grid Accent 5" w:semiHidden="0" w:uiPriority="62" w:unhideWhenUsed="0"/>
+    <w:lsdException w:name="Medium Shading 1 Accent 5" w:semiHidden="0" w:uiPriority="63" w:unhideWhenUsed="0"/>
+    <w:lsdException w:name="Medium Shading 2 Accent 5" w:semiHidden="0" w:uiPriority="64" w:unhideWhenUsed="0"/>
+    <w:lsdException w:name="Medium List 1 Accent 5" w:semiHidden="0" w:uiPriority="65" w:unhideWhenUsed="0"/>
+    <w:lsdException w:name="Medium List 2 Accent 5" w:semiHidden="0" w:uiPriority="66" w:unhideWhenUsed="0"/>
+    <w:lsdException w:name="Medium Grid 1 Accent 5" w:semiHidden="0" w:uiPriority="67" w:unhideWhenUsed="0"/>
+    <w:lsdException w:name="Medium Grid 2 Accent 5" w:semiHidden="0" w:uiPriority="68" w:unhideWhenUsed="0"/>
+    <w:lsdException w:name="Medium Grid 3 Accent 5" w:semiHidden="0" w:uiPriority="69" w:unhideWhenUsed="0"/>
+    <w:lsdException w:name="Dark List Accent 5" w:semiHidden="0" w:uiPriority="70" w:unhideWhenUsed="0"/>
+    <w:lsdException w:name="Colorful Shading Accent 5" w:semiHidden="0" w:uiPriority="71" w:unhideWhenUsed="0"/>
+    <w:lsdException w:name="Colorful List Accent 5" w:semiHidden="0" w:uiPriority="72" w:unhideWhenUsed="0"/>
+    <w:lsdException w:name="Colorful Grid Accent 5" w:semiHidden="0" w:uiPriority="73" w:unhideWhenUsed="0"/>
+    <w:lsdException w:name="Light Shading Accent 6" w:semiHidden="0" w:uiPriority="60" w:unhideWhenUsed="0"/>
+    <w:lsdException w:name="Light List Accent 6" w:semiHidden="0" w:uiPriority="61" w:unhideWhenUsed="0"/>
+    <w:lsdException w:name="Light Grid Accent 6" w:semiHidden="0" w:uiPriority="62" w:unhideWhenUsed="0"/>
+    <w:lsdException w:name="Medium Shading 1 Accent 6" w:semiHidden="0" w:uiPriority="63" w:unhideWhenUsed="0"/>
+    <w:lsdException w:name="Medium Shading 2 Accent 6" w:semiHidden="0" w:uiPriority="64" w:unhideWhenUsed="0"/>
+    <w:lsdException w:name="Medium List 1 Accent 6" w:semiHidden="0" w:uiPriority="65" w:unhideWhenUsed="0"/>
+    <w:lsdException w:name="Medium List 2 Accent 6" w:semiHidden="0" w:uiPriority="66" w:unhideWhenUsed="0"/>
+    <w:lsdException w:name="Medium Grid 1 Accent 6" w:semiHidden="0" w:uiPriority="67" w:unhideWhenUsed="0"/>
+    <w:lsdException w:name="Medium Grid 2 Accent 6" w:semiHidden="0" w:uiPriority="68" w:unhideWhenUsed="0"/>
+    <w:lsdException w:name="Medium Grid 3 Accent 6" w:semiHidden="0" w:uiPriority="69" w:unhideWhenUsed="0"/>
+    <w:lsdException w:name="Dark List Accent 6" w:semiHidden="0" w:uiPriority="70" w:unhideWhenUsed="0"/>
+    <w:lsdException w:name="Colorful Shading Accent 6" w:semiHidden="0" w:uiPriority="71" w:unhideWhenUsed="0"/>
+    <w:lsdException w:name="Colorful List Accent 6" w:semiHidden="0" w:uiPriority="72" w:unhideWhenUsed="0"/>
+    <w:lsdException w:name="Colorful Grid Accent 6" w:semiHidden="0" w:uiPriority="73" w:unhideWhenUsed="0"/>
+    <w:lsdException w:name="Subtle Emphasis" w:semiHidden="0" w:uiPriority="19" w:unhideWhenUsed="0" w:qFormat="1"/>
+    <w:lsdException w:name="Intense Emphasis" w:semiHidden="0" w:uiPriority="21" w:unhideWhenUsed="0" w:qFormat="1"/>
+    <w:lsdException w:name="Subtle Reference" w:semiHidden="0" w:uiPriority="31" w:unhideWhenUsed="0" w:qFormat="1"/>
+    <w:lsdException w:name="Intense Reference" w:semiHidden="0" w:uiPriority="32" w:unhideWhenUsed="0" w:qFormat="1"/>
+    <w:lsdException w:name="Book Title" w:semiHidden="0" w:uiPriority="33" w:unhideWhenUsed="0" w:qFormat="1"/>
+    <w:lsdException w:name="Bibliography" w:uiPriority="37"/>
+    <w:lsdException w:name="TOC Heading" w:uiPriority="39" w:qFormat="1"/>
   </w:latentStyles>
   <w:style w:type="paragraph" w:default="1" w:styleId="a">
     <w:name w:val="Normal"/>
@@ -4189,6 +3276,7 @@
     <w:uiPriority w:val="99"/>
     <w:semiHidden/>
     <w:unhideWhenUsed/>
+    <w:qFormat/>
     <w:tblPr>
       <w:tblInd w:w="0" w:type="dxa"/>
       <w:tblCellMar>
